--- a/06-学生侧材料/讲义/2026-06-23-溶液和胶体.docx
+++ b/06-学生侧材料/讲义/2026-06-23-溶液和胶体.docx
@@ -2,7 +2,7 @@
 <file path=word/document.xml><?xml version="1.0" encoding="utf-8"?>
 <w:document xmlns:w="http://schemas.openxmlformats.org/wordprocessingml/2006/main" xmlns:m="http://schemas.openxmlformats.org/officeDocument/2006/math" xmlns:r="http://schemas.openxmlformats.org/officeDocument/2006/relationships" xmlns:o="urn:schemas-microsoft-com:office:office" xmlns:v="urn:schemas-microsoft-com:vml" xmlns:w10="urn:schemas-microsoft-com:office:word" xmlns:a="http://schemas.openxmlformats.org/drawingml/2006/main" xmlns:pic="http://schemas.openxmlformats.org/drawingml/2006/picture" xmlns:wp="http://schemas.openxmlformats.org/drawingml/2006/wordprocessingDrawing">
   <w:body>
-    <w:bookmarkStart w:id="47" w:name="第二讲溶液和胶体"/>
+    <w:bookmarkStart w:id="56" w:name="第二讲溶液和胶体"/>
     <w:p>
       <w:pPr>
         <w:pStyle w:val="Heading1"/>
@@ -91,6 +91,14 @@
         <w:t xml:space="preserve"> </w:t>
       </w:r>
       <m:oMath>
+        <m:oMathPr>
+          <m:ctrlPr>
+            <w:rPr>
+              <w:sz w:val="28"/>
+              <w:szCs w:val="28"/>
+            </w:rPr>
+          </m:ctrlPr>
+        </m:oMathPr>
         <m:r>
           <m:rPr>
             <m:sty m:val="p"/>
@@ -150,6 +158,14 @@
         <w:t xml:space="preserve"> </w:t>
       </w:r>
       <m:oMath>
+        <m:oMathPr>
+          <m:ctrlPr>
+            <w:rPr>
+              <w:sz w:val="28"/>
+              <w:szCs w:val="28"/>
+            </w:rPr>
+          </m:ctrlPr>
+        </m:oMathPr>
         <m:r>
           <m:rPr>
             <m:sty m:val="p"/>
@@ -483,7 +499,7 @@
           <w:p>
             <w:pPr>
               <w:pStyle w:val="Compact"/>
-              <w:jc w:val="left"/>
+              <w:jc w:val="center"/>
             </w:pPr>
             <w:r>
               <w:rPr>
@@ -515,7 +531,7 @@
           <w:p>
             <w:pPr>
               <w:pStyle w:val="Compact"/>
-              <w:jc w:val="left"/>
+              <w:jc w:val="center"/>
             </w:pPr>
             <w:r>
               <w:rPr>
@@ -523,38 +539,6 @@
                 <w:b/>
               </w:rPr>
               <w:t xml:space="preserve">稳定性</w:t>
-            </w:r>
-          </w:p>
-        </w:tc>
-        <w:tc>
-          <w:tcPr/>
-          <w:p>
-            <w:pPr>
-              <w:pStyle w:val="Compact"/>
-              <w:jc w:val="left"/>
-            </w:pPr>
-            <w:r>
-              <w:rPr>
-                <w:rFonts w:hint="eastAsia" w:ascii="Times New Roman" w:hAnsi="Times New Roman" w:eastAsia="SimHei"/>
-                <w:b/>
-              </w:rPr>
-              <w:t xml:space="preserve">透过性</w:t>
-            </w:r>
-          </w:p>
-        </w:tc>
-        <w:tc>
-          <w:tcPr/>
-          <w:p>
-            <w:pPr>
-              <w:pStyle w:val="Compact"/>
-              <w:jc w:val="left"/>
-            </w:pPr>
-            <w:r>
-              <w:rPr>
-                <w:rFonts w:hint="eastAsia" w:ascii="Times New Roman" w:hAnsi="Times New Roman" w:eastAsia="SimHei"/>
-                <w:b/>
-              </w:rPr>
-              <w:t xml:space="preserve">实例</w:t>
             </w:r>
           </w:p>
         </w:tc>
@@ -570,6 +554,38 @@
                 <w:rFonts w:hint="eastAsia" w:ascii="Times New Roman" w:hAnsi="Times New Roman" w:eastAsia="SimHei"/>
                 <w:b/>
               </w:rPr>
+              <w:t xml:space="preserve">透过性</w:t>
+            </w:r>
+          </w:p>
+        </w:tc>
+        <w:tc>
+          <w:tcPr/>
+          <w:p>
+            <w:pPr>
+              <w:pStyle w:val="Compact"/>
+              <w:jc w:val="center"/>
+            </w:pPr>
+            <w:r>
+              <w:rPr>
+                <w:rFonts w:hint="eastAsia" w:ascii="Times New Roman" w:hAnsi="Times New Roman" w:eastAsia="SimHei"/>
+                <w:b/>
+              </w:rPr>
+              <w:t xml:space="preserve">实例</w:t>
+            </w:r>
+          </w:p>
+        </w:tc>
+        <w:tc>
+          <w:tcPr/>
+          <w:p>
+            <w:pPr>
+              <w:pStyle w:val="Compact"/>
+              <w:jc w:val="center"/>
+            </w:pPr>
+            <w:r>
+              <w:rPr>
+                <w:rFonts w:hint="eastAsia" w:ascii="Times New Roman" w:hAnsi="Times New Roman" w:eastAsia="SimHei"/>
+                <w:b/>
+              </w:rPr>
               <w:t xml:space="preserve">相数</w:t>
             </w:r>
           </w:p>
@@ -581,7 +597,7 @@
           <w:p>
             <w:pPr>
               <w:pStyle w:val="Compact"/>
-              <w:jc w:val="left"/>
+              <w:jc w:val="center"/>
             </w:pPr>
             <w:r>
               <w:rPr>
@@ -619,49 +635,13 @@
           <w:p>
             <w:pPr>
               <w:pStyle w:val="Compact"/>
-              <w:jc w:val="left"/>
+              <w:jc w:val="center"/>
             </w:pPr>
             <w:r>
               <w:rPr>
                 <w:rFonts w:hint="eastAsia" w:ascii="Times New Roman" w:hAnsi="Times New Roman" w:eastAsia="SimSun"/>
               </w:rPr>
               <w:t xml:space="preserve">稳定</w:t>
-            </w:r>
-          </w:p>
-        </w:tc>
-        <w:tc>
-          <w:tcPr/>
-          <w:p>
-            <w:pPr>
-              <w:pStyle w:val="Compact"/>
-              <w:jc w:val="left"/>
-            </w:pPr>
-            <w:r>
-              <w:rPr>
-                <w:rFonts w:hint="eastAsia" w:ascii="Times New Roman" w:hAnsi="Times New Roman" w:eastAsia="SimSun"/>
-              </w:rPr>
-              <w:t xml:space="preserve">能透过半透膜</w:t>
-            </w:r>
-          </w:p>
-        </w:tc>
-        <w:tc>
-          <w:tcPr/>
-          <w:p>
-            <w:pPr>
-              <w:pStyle w:val="Compact"/>
-              <w:jc w:val="left"/>
-            </w:pPr>
-            <w:r>
-              <w:rPr>
-                <w:rFonts w:ascii="Times New Roman" w:hAnsi="Times New Roman" w:eastAsia="SimSun"/>
-              </w:rPr>
-              <w:t xml:space="preserve">NaCl </w:t>
-            </w:r>
-            <w:r>
-              <w:rPr>
-                <w:rFonts w:hint="eastAsia" w:ascii="Times New Roman" w:hAnsi="Times New Roman" w:eastAsia="SimSun"/>
-              </w:rPr>
-              <w:t xml:space="preserve">溶液、蔗糖水</w:t>
             </w:r>
           </w:p>
         </w:tc>
@@ -676,6 +656,42 @@
               <w:rPr>
                 <w:rFonts w:hint="eastAsia" w:ascii="Times New Roman" w:hAnsi="Times New Roman" w:eastAsia="SimSun"/>
               </w:rPr>
+              <w:t xml:space="preserve">能透过半透膜</w:t>
+            </w:r>
+          </w:p>
+        </w:tc>
+        <w:tc>
+          <w:tcPr/>
+          <w:p>
+            <w:pPr>
+              <w:pStyle w:val="Compact"/>
+              <w:jc w:val="center"/>
+            </w:pPr>
+            <w:r>
+              <w:rPr>
+                <w:rFonts w:ascii="Times New Roman" w:hAnsi="Times New Roman" w:eastAsia="SimSun"/>
+              </w:rPr>
+              <w:t xml:space="preserve">NaCl </w:t>
+            </w:r>
+            <w:r>
+              <w:rPr>
+                <w:rFonts w:hint="eastAsia" w:ascii="Times New Roman" w:hAnsi="Times New Roman" w:eastAsia="SimSun"/>
+              </w:rPr>
+              <w:t xml:space="preserve">溶液、蔗糖水</w:t>
+            </w:r>
+          </w:p>
+        </w:tc>
+        <w:tc>
+          <w:tcPr/>
+          <w:p>
+            <w:pPr>
+              <w:pStyle w:val="Compact"/>
+              <w:jc w:val="center"/>
+            </w:pPr>
+            <w:r>
+              <w:rPr>
+                <w:rFonts w:hint="eastAsia" w:ascii="Times New Roman" w:hAnsi="Times New Roman" w:eastAsia="SimSun"/>
+              </w:rPr>
               <w:t xml:space="preserve">单相</w:t>
             </w:r>
           </w:p>
@@ -687,7 +703,7 @@
           <w:p>
             <w:pPr>
               <w:pStyle w:val="Compact"/>
-              <w:jc w:val="left"/>
+              <w:jc w:val="center"/>
             </w:pPr>
             <w:r>
               <w:rPr>
@@ -725,49 +741,13 @@
           <w:p>
             <w:pPr>
               <w:pStyle w:val="Compact"/>
-              <w:jc w:val="left"/>
+              <w:jc w:val="center"/>
             </w:pPr>
             <w:r>
               <w:rPr>
                 <w:rFonts w:hint="eastAsia" w:ascii="Times New Roman" w:hAnsi="Times New Roman" w:eastAsia="SimSun"/>
               </w:rPr>
               <w:t xml:space="preserve">较稳定</w:t>
-            </w:r>
-          </w:p>
-        </w:tc>
-        <w:tc>
-          <w:tcPr/>
-          <w:p>
-            <w:pPr>
-              <w:pStyle w:val="Compact"/>
-              <w:jc w:val="left"/>
-            </w:pPr>
-            <w:r>
-              <w:rPr>
-                <w:rFonts w:hint="eastAsia" w:ascii="Times New Roman" w:hAnsi="Times New Roman" w:eastAsia="SimSun"/>
-              </w:rPr>
-              <w:t xml:space="preserve">不能透过半透膜</w:t>
-            </w:r>
-          </w:p>
-        </w:tc>
-        <w:tc>
-          <w:tcPr/>
-          <w:p>
-            <w:pPr>
-              <w:pStyle w:val="Compact"/>
-              <w:jc w:val="left"/>
-            </w:pPr>
-            <w:r>
-              <w:rPr>
-                <w:rFonts w:ascii="Times New Roman" w:hAnsi="Times New Roman" w:eastAsia="SimSun"/>
-              </w:rPr>
-              <w:t xml:space="preserve">Fe(OH)₃ </w:t>
-            </w:r>
-            <w:r>
-              <w:rPr>
-                <w:rFonts w:hint="eastAsia" w:ascii="Times New Roman" w:hAnsi="Times New Roman" w:eastAsia="SimSun"/>
-              </w:rPr>
-              <w:t xml:space="preserve">溶胶、蛋白质溶液</w:t>
             </w:r>
           </w:p>
         </w:tc>
@@ -782,6 +762,42 @@
               <w:rPr>
                 <w:rFonts w:hint="eastAsia" w:ascii="Times New Roman" w:hAnsi="Times New Roman" w:eastAsia="SimSun"/>
               </w:rPr>
+              <w:t xml:space="preserve">不能透过半透膜</w:t>
+            </w:r>
+          </w:p>
+        </w:tc>
+        <w:tc>
+          <w:tcPr/>
+          <w:p>
+            <w:pPr>
+              <w:pStyle w:val="Compact"/>
+              <w:jc w:val="center"/>
+            </w:pPr>
+            <w:r>
+              <w:rPr>
+                <w:rFonts w:ascii="Times New Roman" w:hAnsi="Times New Roman" w:eastAsia="SimSun"/>
+              </w:rPr>
+              <w:t xml:space="preserve">Fe(OH)₃ </w:t>
+            </w:r>
+            <w:r>
+              <w:rPr>
+                <w:rFonts w:hint="eastAsia" w:ascii="Times New Roman" w:hAnsi="Times New Roman" w:eastAsia="SimSun"/>
+              </w:rPr>
+              <w:t xml:space="preserve">溶胶、蛋白质溶液</w:t>
+            </w:r>
+          </w:p>
+        </w:tc>
+        <w:tc>
+          <w:tcPr/>
+          <w:p>
+            <w:pPr>
+              <w:pStyle w:val="Compact"/>
+              <w:jc w:val="center"/>
+            </w:pPr>
+            <w:r>
+              <w:rPr>
+                <w:rFonts w:hint="eastAsia" w:ascii="Times New Roman" w:hAnsi="Times New Roman" w:eastAsia="SimSun"/>
+              </w:rPr>
               <w:t xml:space="preserve">多相(溶胶)/单相(高分子)</w:t>
             </w:r>
           </w:p>
@@ -793,7 +809,7 @@
           <w:p>
             <w:pPr>
               <w:pStyle w:val="Compact"/>
-              <w:jc w:val="left"/>
+              <w:jc w:val="center"/>
             </w:pPr>
             <w:r>
               <w:rPr>
@@ -831,43 +847,13 @@
           <w:p>
             <w:pPr>
               <w:pStyle w:val="Compact"/>
-              <w:jc w:val="left"/>
+              <w:jc w:val="center"/>
             </w:pPr>
             <w:r>
               <w:rPr>
                 <w:rFonts w:hint="eastAsia" w:ascii="Times New Roman" w:hAnsi="Times New Roman" w:eastAsia="SimSun"/>
               </w:rPr>
               <w:t xml:space="preserve">不稳定</w:t>
-            </w:r>
-          </w:p>
-        </w:tc>
-        <w:tc>
-          <w:tcPr/>
-          <w:p>
-            <w:pPr>
-              <w:pStyle w:val="Compact"/>
-              <w:jc w:val="left"/>
-            </w:pPr>
-            <w:r>
-              <w:rPr>
-                <w:rFonts w:hint="eastAsia" w:ascii="Times New Roman" w:hAnsi="Times New Roman" w:eastAsia="SimSun"/>
-              </w:rPr>
-              <w:t xml:space="preserve">不能透过滤纸</w:t>
-            </w:r>
-          </w:p>
-        </w:tc>
-        <w:tc>
-          <w:tcPr/>
-          <w:p>
-            <w:pPr>
-              <w:pStyle w:val="Compact"/>
-              <w:jc w:val="left"/>
-            </w:pPr>
-            <w:r>
-              <w:rPr>
-                <w:rFonts w:hint="eastAsia" w:ascii="Times New Roman" w:hAnsi="Times New Roman" w:eastAsia="SimSun"/>
-              </w:rPr>
-              <w:t xml:space="preserve">泥浆、牛奶</w:t>
             </w:r>
           </w:p>
         </w:tc>
@@ -882,6 +868,36 @@
               <w:rPr>
                 <w:rFonts w:hint="eastAsia" w:ascii="Times New Roman" w:hAnsi="Times New Roman" w:eastAsia="SimSun"/>
               </w:rPr>
+              <w:t xml:space="preserve">不能透过滤纸</w:t>
+            </w:r>
+          </w:p>
+        </w:tc>
+        <w:tc>
+          <w:tcPr/>
+          <w:p>
+            <w:pPr>
+              <w:pStyle w:val="Compact"/>
+              <w:jc w:val="center"/>
+            </w:pPr>
+            <w:r>
+              <w:rPr>
+                <w:rFonts w:hint="eastAsia" w:ascii="Times New Roman" w:hAnsi="Times New Roman" w:eastAsia="SimSun"/>
+              </w:rPr>
+              <w:t xml:space="preserve">泥浆、牛奶</w:t>
+            </w:r>
+          </w:p>
+        </w:tc>
+        <w:tc>
+          <w:tcPr/>
+          <w:p>
+            <w:pPr>
+              <w:pStyle w:val="Compact"/>
+              <w:jc w:val="center"/>
+            </w:pPr>
+            <w:r>
+              <w:rPr>
+                <w:rFonts w:hint="eastAsia" w:ascii="Times New Roman" w:hAnsi="Times New Roman" w:eastAsia="SimSun"/>
+              </w:rPr>
               <w:t xml:space="preserve">多相</w:t>
             </w:r>
           </w:p>
@@ -892,12 +908,6 @@
       <w:pPr>
         <w:pStyle w:val="BlockText"/>
       </w:pPr>
-      <w:r>
-        <w:t xml:space="preserve">💡</w:t>
-      </w:r>
-      <w:r>
-        <w:t xml:space="preserve"> </w:t>
-      </w:r>
       <w:r>
         <w:rPr>
           <w:rFonts w:hint="eastAsia" w:eastAsia="SimSun" w:ascii="Times New Roman" w:hAnsi="Times New Roman"/>
@@ -952,7 +962,7 @@
           <w:p>
             <w:pPr>
               <w:pStyle w:val="Compact"/>
-              <w:jc w:val="left"/>
+              <w:jc w:val="center"/>
             </w:pPr>
             <w:r>
               <w:rPr>
@@ -968,7 +978,7 @@
           <w:p>
             <w:pPr>
               <w:pStyle w:val="Compact"/>
-              <w:jc w:val="left"/>
+              <w:jc w:val="center"/>
             </w:pPr>
             <w:r>
               <w:rPr>
@@ -984,7 +994,7 @@
           <w:p>
             <w:pPr>
               <w:pStyle w:val="Compact"/>
-              <w:jc w:val="left"/>
+              <w:jc w:val="center"/>
             </w:pPr>
             <w:r>
               <w:rPr>
@@ -1000,7 +1010,7 @@
           <w:p>
             <w:pPr>
               <w:pStyle w:val="Compact"/>
-              <w:jc w:val="left"/>
+              <w:jc w:val="center"/>
             </w:pPr>
             <w:r>
               <w:rPr>
@@ -1018,7 +1028,7 @@
           <w:p>
             <w:pPr>
               <w:pStyle w:val="Compact"/>
-              <w:jc w:val="left"/>
+              <w:jc w:val="center"/>
             </w:pPr>
             <w:r>
               <w:rPr>
@@ -1035,7 +1045,7 @@
           <w:p>
             <w:pPr>
               <w:pStyle w:val="Compact"/>
-              <w:jc w:val="left"/>
+              <w:jc w:val="center"/>
             </w:pPr>
             <w:r>
               <w:rPr>
@@ -1062,7 +1072,7 @@
           <w:p>
             <w:pPr>
               <w:pStyle w:val="Compact"/>
-              <w:jc w:val="left"/>
+              <w:jc w:val="center"/>
             </w:pPr>
             <m:oMath>
               <m:sSub>
@@ -1112,7 +1122,7 @@
           <w:p>
             <w:pPr>
               <w:pStyle w:val="Compact"/>
-              <w:jc w:val="left"/>
+              <w:jc w:val="center"/>
             </w:pPr>
             <w:r>
               <w:rPr>
@@ -1129,7 +1139,7 @@
           <w:p>
             <w:pPr>
               <w:pStyle w:val="Compact"/>
-              <w:jc w:val="left"/>
+              <w:jc w:val="center"/>
             </w:pPr>
             <w:r>
               <w:rPr>
@@ -1146,7 +1156,7 @@
           <w:p>
             <w:pPr>
               <w:pStyle w:val="Compact"/>
-              <w:jc w:val="left"/>
+              <w:jc w:val="center"/>
             </w:pPr>
             <w:r>
               <w:rPr>
@@ -1173,7 +1183,7 @@
           <w:p>
             <w:pPr>
               <w:pStyle w:val="Compact"/>
-              <w:jc w:val="left"/>
+              <w:jc w:val="center"/>
             </w:pPr>
             <m:oMath>
               <m:sSub>
@@ -1223,7 +1233,7 @@
           <w:p>
             <w:pPr>
               <w:pStyle w:val="Compact"/>
-              <w:jc w:val="left"/>
+              <w:jc w:val="center"/>
             </w:pPr>
             <w:r>
               <w:rPr>
@@ -1240,7 +1250,7 @@
           <w:p>
             <w:pPr>
               <w:pStyle w:val="Compact"/>
-              <w:jc w:val="left"/>
+              <w:jc w:val="center"/>
             </w:pPr>
             <w:r>
               <w:rPr>
@@ -1257,7 +1267,7 @@
           <w:p>
             <w:pPr>
               <w:pStyle w:val="Compact"/>
-              <w:jc w:val="left"/>
+              <w:jc w:val="center"/>
             </w:pPr>
             <w:r>
               <w:rPr>
@@ -1284,7 +1294,7 @@
           <w:p>
             <w:pPr>
               <w:pStyle w:val="Compact"/>
-              <w:jc w:val="left"/>
+              <w:jc w:val="center"/>
             </w:pPr>
             <m:oMath>
               <m:sSub>
@@ -1343,7 +1353,7 @@
           <w:p>
             <w:pPr>
               <w:pStyle w:val="Compact"/>
-              <w:jc w:val="left"/>
+              <w:jc w:val="center"/>
             </w:pPr>
             <w:r>
               <w:rPr>
@@ -1368,7 +1378,7 @@
           <w:p>
             <w:pPr>
               <w:pStyle w:val="Compact"/>
-              <w:jc w:val="left"/>
+              <w:jc w:val="center"/>
             </w:pPr>
             <w:r>
               <w:rPr>
@@ -1385,7 +1395,7 @@
           <w:p>
             <w:pPr>
               <w:pStyle w:val="Compact"/>
-              <w:jc w:val="left"/>
+              <w:jc w:val="center"/>
             </w:pPr>
             <w:r>
               <w:rPr>
@@ -1412,7 +1422,7 @@
           <w:p>
             <w:pPr>
               <w:pStyle w:val="Compact"/>
-              <w:jc w:val="left"/>
+              <w:jc w:val="center"/>
             </w:pPr>
             <m:oMath>
               <m:sSub>
@@ -1462,7 +1472,7 @@
           <w:p>
             <w:pPr>
               <w:pStyle w:val="Compact"/>
-              <w:jc w:val="left"/>
+              <w:jc w:val="center"/>
             </w:pPr>
             <w:r>
               <w:rPr>
@@ -1479,12 +1489,6 @@
         <w:pStyle w:val="BlockText"/>
       </w:pPr>
       <w:r>
-        <w:t xml:space="preserve">⚠️</w:t>
-      </w:r>
-      <w:r>
-        <w:t xml:space="preserve"> </w:t>
-      </w:r>
-      <w:r>
         <w:rPr>
           <w:rFonts w:hint="eastAsia" w:eastAsia="SimSun" w:ascii="Times New Roman" w:hAnsi="Times New Roman"/>
           <w:b/>
@@ -1598,6 +1602,12 @@
       <m:oMathPara>
         <m:oMathParaPr>
           <m:jc m:val="center"/>
+          <m:ctrlPr>
+            <w:rPr>
+              <w:sz w:val="28"/>
+              <w:szCs w:val="28"/>
+            </w:rPr>
+          </m:ctrlPr>
         </m:oMathParaPr>
         <m:oMath>
           <m:sSub>
@@ -1765,6 +1775,12 @@
       <m:oMathPara>
         <m:oMathParaPr>
           <m:jc m:val="center"/>
+          <m:ctrlPr>
+            <w:rPr>
+              <w:sz w:val="28"/>
+              <w:szCs w:val="28"/>
+            </w:rPr>
+          </m:ctrlPr>
         </m:oMathParaPr>
         <m:oMath>
           <m:r>
@@ -1991,6 +2007,12 @@
       <m:oMathPara>
         <m:oMathParaPr>
           <m:jc m:val="center"/>
+          <m:ctrlPr>
+            <w:rPr>
+              <w:sz w:val="28"/>
+              <w:szCs w:val="28"/>
+            </w:rPr>
+          </m:ctrlPr>
         </m:oMathParaPr>
         <m:oMath>
           <m:sSub>
@@ -2109,7 +2131,7 @@
     <w:bookmarkEnd w:id="15"/>
     <w:bookmarkEnd w:id="16"/>
     <w:bookmarkEnd w:id="17"/>
-    <w:bookmarkStart w:id="30" w:name="二规律与方法"/>
+    <w:bookmarkStart w:id="39" w:name="二规律与方法"/>
     <w:p>
       <w:pPr>
         <w:pStyle w:val="Heading2"/>
@@ -2121,7 +2143,7 @@
         <w:t xml:space="preserve">二、规律与方法</w:t>
       </w:r>
     </w:p>
-    <w:bookmarkStart w:id="24" w:name="稀溶液的依数性"/>
+    <w:bookmarkStart w:id="30" w:name="稀溶液的依数性"/>
     <w:p>
       <w:pPr>
         <w:pStyle w:val="Heading3"/>
@@ -2172,7 +2194,7 @@
         <w:t xml:space="preserve">。</w:t>
       </w:r>
     </w:p>
-    <w:bookmarkStart w:id="18" w:name="蒸气压下降拉乌尔定律"/>
+    <w:bookmarkStart w:id="21" w:name="蒸气压下降拉乌尔定律"/>
     <w:p>
       <w:pPr>
         <w:pStyle w:val="Heading4"/>
@@ -2202,6 +2224,12 @@
       <m:oMathPara>
         <m:oMathParaPr>
           <m:jc m:val="center"/>
+          <m:ctrlPr>
+            <w:rPr>
+              <w:sz w:val="28"/>
+              <w:szCs w:val="28"/>
+            </w:rPr>
+          </m:ctrlPr>
         </m:oMathParaPr>
         <m:oMath>
           <m:r>
@@ -2277,6 +2305,12 @@
       <m:oMathPara>
         <m:oMathParaPr>
           <m:jc m:val="center"/>
+          <m:ctrlPr>
+            <w:rPr>
+              <w:sz w:val="28"/>
+              <w:szCs w:val="28"/>
+            </w:rPr>
+          </m:ctrlPr>
         </m:oMathParaPr>
         <m:oMath>
           <m:r>
@@ -2420,6 +2454,12 @@
       <m:oMathPara>
         <m:oMathParaPr>
           <m:jc m:val="center"/>
+          <m:ctrlPr>
+            <w:rPr>
+              <w:sz w:val="28"/>
+              <w:szCs w:val="28"/>
+            </w:rPr>
+          </m:ctrlPr>
         </m:oMathParaPr>
         <m:oMath>
           <m:r>
@@ -2519,6 +2559,14 @@
         <w:t xml:space="preserve"> </w:t>
       </w:r>
       <m:oMath>
+        <m:oMathPr>
+          <m:ctrlPr>
+            <w:rPr>
+              <w:sz w:val="28"/>
+              <w:szCs w:val="28"/>
+            </w:rPr>
+          </m:ctrlPr>
+        </m:oMathPr>
         <m:r>
           <m:t>K</m:t>
         </m:r>
@@ -2636,8 +2684,117 @@
         <w:t xml:space="preserve">蒸气压降低。</w:t>
       </w:r>
     </w:p>
-    <w:bookmarkEnd w:id="18"/>
-    <w:bookmarkStart w:id="19" w:name="沸点升高"/>
+    <w:p>
+      <w:pPr>
+        <w:pStyle w:val="FirstParagraph"/>
+        <w:jc w:val="center"/>
+      </w:pPr>
+      <w:r>
+        <w:rPr>
+          <w:b w:val="0"/>
+          <w:i w:val="0"/>
+          <w:sz w:val="21"/>
+        </w:rPr>
+        <w:drawing>
+          <wp:inline>
+            <wp:extent cx="5334000" cy="4402490"/>
+            <wp:effectExtent b="0" l="0" r="0" t="0"/>
+            <wp:docPr descr="溶液蒸气压下降示意图" title="" id="19" name="Picture"/>
+            <a:graphic>
+              <a:graphicData uri="http://schemas.openxmlformats.org/drawingml/2006/picture">
+                <pic:pic>
+                  <pic:nvPicPr>
+                    <pic:cNvPr descr="media/4-3-vapor-pressure-lowering.jpg" id="20" name="Picture"/>
+                    <pic:cNvPicPr>
+                      <a:picLocks noChangeArrowheads="1" noChangeAspect="1"/>
+                    </pic:cNvPicPr>
+                  </pic:nvPicPr>
+                  <pic:blipFill>
+                    <a:blip r:embed="rId18"/>
+                    <a:stretch>
+                      <a:fillRect/>
+                    </a:stretch>
+                  </pic:blipFill>
+                  <pic:spPr bwMode="auto">
+                    <a:xfrm>
+                      <a:off x="0" y="0"/>
+                      <a:ext cx="5334000" cy="4402490"/>
+                    </a:xfrm>
+                    <a:prstGeom prst="rect">
+                      <a:avLst/>
+                    </a:prstGeom>
+                    <a:noFill/>
+                    <a:ln w="9525">
+                      <a:noFill/>
+                      <a:headEnd/>
+                      <a:tailEnd/>
+                    </a:ln>
+                  </pic:spPr>
+                </pic:pic>
+              </a:graphicData>
+            </a:graphic>
+          </wp:inline>
+        </w:drawing>
+      </w:r>
+      <w:r>
+        <w:rPr>
+          <w:b w:val="0"/>
+          <w:i w:val="0"/>
+          <w:sz w:val="21"/>
+        </w:rPr>
+        <w:t xml:space="preserve"> </w:t>
+      </w:r>
+      <w:r>
+        <w:rPr>
+          <w:rFonts w:hint="eastAsia" w:eastAsia="FangSong" w:ascii="Times New Roman" w:hAnsi="Times New Roman"/>
+          <w:b w:val="0"/>
+          <w:i w:val="0"/>
+          <w:iCs/>
+          <w:sz w:val="21"/>
+        </w:rPr>
+        <w:t xml:space="preserve">图</w:t>
+      </w:r>
+      <w:r>
+        <w:rPr>
+          <w:b w:val="0"/>
+          <w:i w:val="0"/>
+          <w:iCs/>
+          <w:sz w:val="21"/>
+        </w:rPr>
+        <w:t xml:space="preserve"> </w:t>
+      </w:r>
+      <w:r>
+        <w:rPr>
+          <w:rFonts w:hint="eastAsia" w:eastAsia="FangSong" w:ascii="Times New Roman" w:hAnsi="Times New Roman"/>
+          <w:b w:val="0"/>
+          <w:i w:val="0"/>
+          <w:iCs/>
+          <w:sz w:val="21"/>
+        </w:rPr>
+        <w:t xml:space="preserve">溶液蒸气压下降——纯溶剂（左）中溶剂分子占据整个液面，蒸发速率快；加入溶质后（右），溶质粒子占据部分液面，单位时间逸出的溶剂分子减少，蒸气压降低（普化原理第4版</w:t>
+      </w:r>
+      <w:r>
+        <w:rPr>
+          <w:b w:val="0"/>
+          <w:i w:val="0"/>
+          <w:iCs/>
+          <w:sz w:val="21"/>
+        </w:rPr>
+        <w:t xml:space="preserve"> </w:t>
+      </w:r>
+      <w:r>
+        <w:rPr>
+          <w:rFonts w:hint="eastAsia" w:eastAsia="FangSong" w:ascii="Times New Roman" w:hAnsi="Times New Roman"/>
+          <w:b w:val="0"/>
+          <w:i w:val="0"/>
+          <w:iCs/>
+          <w:sz w:val="21"/>
+        </w:rPr>
+        <w:t xml:space="preserve">图4.3）</w:t>
+      </w:r>
+    </w:p>
+    <w:bookmarkEnd w:id="21"/>
+    <w:bookmarkStart w:id="22" w:name="沸点升高"/>
     <w:p>
       <w:pPr>
         <w:pStyle w:val="Heading4"/>
@@ -2693,6 +2850,12 @@
       <m:oMathPara>
         <m:oMathParaPr>
           <m:jc m:val="center"/>
+          <m:ctrlPr>
+            <w:rPr>
+              <w:sz w:val="28"/>
+              <w:szCs w:val="28"/>
+            </w:rPr>
+          </m:ctrlPr>
         </m:oMathParaPr>
         <m:oMath>
           <m:r>
@@ -2785,8 +2948,8 @@
         <w:t xml:space="preserve">为质量摩尔浓度。</w:t>
       </w:r>
     </w:p>
-    <w:bookmarkEnd w:id="19"/>
-    <w:bookmarkStart w:id="20" w:name="凝固点降低"/>
+    <w:bookmarkEnd w:id="22"/>
+    <w:bookmarkStart w:id="23" w:name="凝固点降低"/>
     <w:p>
       <w:pPr>
         <w:pStyle w:val="Heading4"/>
@@ -2842,6 +3005,12 @@
       <m:oMathPara>
         <m:oMathParaPr>
           <m:jc m:val="center"/>
+          <m:ctrlPr>
+            <w:rPr>
+              <w:sz w:val="28"/>
+              <w:szCs w:val="28"/>
+            </w:rPr>
+          </m:ctrlPr>
         </m:oMathParaPr>
         <m:oMath>
           <m:r>
@@ -2920,8 +3089,8 @@
         <w:t xml:space="preserve">为溶剂的凝固点降低常数（只与溶剂有关）。</w:t>
       </w:r>
     </w:p>
-    <w:bookmarkEnd w:id="20"/>
-    <w:bookmarkStart w:id="21" w:name="常见溶剂的-k_b-和-k_f"/>
+    <w:bookmarkEnd w:id="23"/>
+    <w:bookmarkStart w:id="24" w:name="常见溶剂的-k_b-和-k_f"/>
     <w:p>
       <w:pPr>
         <w:pStyle w:val="Heading4"/>
@@ -2999,7 +3168,7 @@
           <w:p>
             <w:pPr>
               <w:pStyle w:val="Compact"/>
-              <w:jc w:val="left"/>
+              <w:jc w:val="center"/>
             </w:pPr>
             <w:r>
               <w:rPr>
@@ -3165,7 +3334,7 @@
           <w:p>
             <w:pPr>
               <w:pStyle w:val="Compact"/>
-              <w:jc w:val="left"/>
+              <w:jc w:val="center"/>
             </w:pPr>
             <w:r>
               <w:rPr>
@@ -3248,7 +3417,7 @@
           <w:p>
             <w:pPr>
               <w:pStyle w:val="Compact"/>
-              <w:jc w:val="left"/>
+              <w:jc w:val="center"/>
             </w:pPr>
             <w:r>
               <w:rPr>
@@ -3325,7 +3494,7 @@
           <w:p>
             <w:pPr>
               <w:pStyle w:val="Compact"/>
-              <w:jc w:val="left"/>
+              <w:jc w:val="center"/>
             </w:pPr>
             <w:r>
               <w:rPr>
@@ -3402,7 +3571,7 @@
           <w:p>
             <w:pPr>
               <w:pStyle w:val="Compact"/>
-              <w:jc w:val="left"/>
+              <w:jc w:val="center"/>
             </w:pPr>
             <w:r>
               <w:rPr>
@@ -3479,9 +3648,6 @@
         <w:pStyle w:val="BlockText"/>
       </w:pPr>
       <w:r>
-        <w:t xml:space="preserve">💡 </w:t>
-      </w:r>
-      <w:r>
         <w:rPr>
           <w:rFonts w:hint="eastAsia" w:eastAsia="SimSun" w:ascii="Times New Roman" w:hAnsi="Times New Roman"/>
         </w:rPr>
@@ -3548,8 +3714,8 @@
         <w:t xml:space="preserve">。</w:t>
       </w:r>
     </w:p>
-    <w:bookmarkEnd w:id="21"/>
-    <w:bookmarkStart w:id="22" w:name="渗透压"/>
+    <w:bookmarkEnd w:id="24"/>
+    <w:bookmarkStart w:id="28" w:name="渗透压"/>
     <w:p>
       <w:pPr>
         <w:pStyle w:val="Heading4"/>
@@ -3632,6 +3798,12 @@
       <m:oMathPara>
         <m:oMathParaPr>
           <m:jc m:val="center"/>
+          <m:ctrlPr>
+            <w:rPr>
+              <w:sz w:val="28"/>
+              <w:szCs w:val="28"/>
+            </w:rPr>
+          </m:ctrlPr>
         </m:oMathParaPr>
         <m:oMath>
           <m:r>
@@ -3676,6 +3848,191 @@
     <w:p>
       <w:pPr>
         <w:pStyle w:val="FirstParagraph"/>
+        <w:jc w:val="center"/>
+      </w:pPr>
+      <w:r>
+        <w:rPr>
+          <w:b w:val="0"/>
+          <w:i w:val="0"/>
+          <w:sz w:val="21"/>
+        </w:rPr>
+        <w:drawing>
+          <wp:inline>
+            <wp:extent cx="5334000" cy="2404445"/>
+            <wp:effectExtent b="0" l="0" r="0" t="0"/>
+            <wp:docPr descr="渗透压测定装置示意图" title="" id="26" name="Picture"/>
+            <a:graphic>
+              <a:graphicData uri="http://schemas.openxmlformats.org/drawingml/2006/picture">
+                <pic:pic>
+                  <pic:nvPicPr>
+                    <pic:cNvPr descr="media/4-8-osmotic-pressure-measurement.jpg" id="27" name="Picture"/>
+                    <pic:cNvPicPr>
+                      <a:picLocks noChangeArrowheads="1" noChangeAspect="1"/>
+                    </pic:cNvPicPr>
+                  </pic:nvPicPr>
+                  <pic:blipFill>
+                    <a:blip r:embed="rId25"/>
+                    <a:stretch>
+                      <a:fillRect/>
+                    </a:stretch>
+                  </pic:blipFill>
+                  <pic:spPr bwMode="auto">
+                    <a:xfrm>
+                      <a:off x="0" y="0"/>
+                      <a:ext cx="5334000" cy="2404445"/>
+                    </a:xfrm>
+                    <a:prstGeom prst="rect">
+                      <a:avLst/>
+                    </a:prstGeom>
+                    <a:noFill/>
+                    <a:ln w="9525">
+                      <a:noFill/>
+                      <a:headEnd/>
+                      <a:tailEnd/>
+                    </a:ln>
+                  </pic:spPr>
+                </pic:pic>
+              </a:graphicData>
+            </a:graphic>
+          </wp:inline>
+        </w:drawing>
+      </w:r>
+      <w:r>
+        <w:rPr>
+          <w:b w:val="0"/>
+          <w:i w:val="0"/>
+          <w:sz w:val="21"/>
+        </w:rPr>
+        <w:t xml:space="preserve"> </w:t>
+      </w:r>
+      <w:r>
+        <w:rPr>
+          <w:rFonts w:hint="eastAsia" w:eastAsia="FangSong" w:ascii="Times New Roman" w:hAnsi="Times New Roman"/>
+          <w:b w:val="0"/>
+          <w:i w:val="0"/>
+          <w:iCs/>
+          <w:sz w:val="21"/>
+        </w:rPr>
+        <w:t xml:space="preserve">图</w:t>
+      </w:r>
+      <w:r>
+        <w:rPr>
+          <w:b w:val="0"/>
+          <w:i w:val="0"/>
+          <w:iCs/>
+          <w:sz w:val="21"/>
+        </w:rPr>
+        <w:t xml:space="preserve"> </w:t>
+      </w:r>
+      <w:r>
+        <w:rPr>
+          <w:rFonts w:hint="eastAsia" w:eastAsia="FangSong" w:ascii="Times New Roman" w:hAnsi="Times New Roman"/>
+          <w:b w:val="0"/>
+          <w:i w:val="0"/>
+          <w:iCs/>
+          <w:sz w:val="21"/>
+        </w:rPr>
+        <w:t xml:space="preserve">渗透压测定装置——内管为镀有亚铁氰化铜的半透膜瓷管（只允许水分子通过），外管充满糖水溶液。通过外管上方的加压口施加压力</w:t>
+      </w:r>
+      <w:r>
+        <w:rPr>
+          <w:b w:val="0"/>
+          <w:i w:val="0"/>
+          <w:iCs/>
+          <w:sz w:val="21"/>
+        </w:rPr>
+        <w:t xml:space="preserve"> p </w:t>
+      </w:r>
+      <w:r>
+        <w:rPr>
+          <w:rFonts w:hint="eastAsia" w:eastAsia="FangSong" w:ascii="Times New Roman" w:hAnsi="Times New Roman"/>
+          <w:b w:val="0"/>
+          <w:i w:val="0"/>
+          <w:iCs/>
+          <w:sz w:val="21"/>
+        </w:rPr>
+        <w:t xml:space="preserve">阻止水的渗透，当液面</w:t>
+      </w:r>
+      <w:r>
+        <w:rPr>
+          <w:b w:val="0"/>
+          <w:i w:val="0"/>
+          <w:iCs/>
+          <w:sz w:val="21"/>
+        </w:rPr>
+        <w:t xml:space="preserve"> l </w:t>
+      </w:r>
+      <w:r>
+        <w:rPr>
+          <w:rFonts w:hint="eastAsia" w:eastAsia="FangSong" w:ascii="Times New Roman" w:hAnsi="Times New Roman"/>
+          <w:b w:val="0"/>
+          <w:i w:val="0"/>
+          <w:iCs/>
+          <w:sz w:val="21"/>
+        </w:rPr>
+        <w:t xml:space="preserve">维持不变时，所加压力</w:t>
+      </w:r>
+      <w:r>
+        <w:rPr>
+          <w:b w:val="0"/>
+          <w:i w:val="0"/>
+          <w:iCs/>
+          <w:sz w:val="21"/>
+        </w:rPr>
+        <w:t xml:space="preserve"> p </w:t>
+      </w:r>
+      <w:r>
+        <w:rPr>
+          <w:rFonts w:hint="eastAsia" w:eastAsia="FangSong" w:ascii="Times New Roman" w:hAnsi="Times New Roman"/>
+          <w:b w:val="0"/>
+          <w:i w:val="0"/>
+          <w:iCs/>
+          <w:sz w:val="21"/>
+        </w:rPr>
+        <w:t xml:space="preserve">即为渗透压</w:t>
+      </w:r>
+      <w:r>
+        <w:rPr>
+          <w:b w:val="0"/>
+          <w:i w:val="0"/>
+          <w:iCs/>
+          <w:sz w:val="21"/>
+        </w:rPr>
+        <w:t xml:space="preserve"> </w:t>
+      </w:r>
+      <w:r>
+        <w:rPr>
+          <w:rFonts w:hint="eastAsia" w:eastAsia="FangSong" w:ascii="Times New Roman" w:hAnsi="Times New Roman"/>
+          <w:b w:val="0"/>
+          <w:i w:val="0"/>
+          <w:iCs/>
+          <w:sz w:val="21"/>
+        </w:rPr>
+        <w:t xml:space="preserve">Π（普化原理第4版</w:t>
+      </w:r>
+      <w:r>
+        <w:rPr>
+          <w:b w:val="0"/>
+          <w:i w:val="0"/>
+          <w:iCs/>
+          <w:sz w:val="21"/>
+        </w:rPr>
+        <w:t xml:space="preserve"> </w:t>
+      </w:r>
+      <w:r>
+        <w:rPr>
+          <w:rFonts w:hint="eastAsia" w:eastAsia="FangSong" w:ascii="Times New Roman" w:hAnsi="Times New Roman"/>
+          <w:b w:val="0"/>
+          <w:i w:val="0"/>
+          <w:iCs/>
+          <w:sz w:val="21"/>
+        </w:rPr>
+        <w:t xml:space="preserve">图4.8）</w:t>
+      </w:r>
+    </w:p>
+    <w:p>
+      <w:pPr>
+        <w:pStyle w:val="BodyText"/>
       </w:pPr>
       <w:r>
         <w:rPr>
@@ -3718,6 +4075,14 @@
         <w:t xml:space="preserve">为物质的量浓度（mol/L），</w:t>
       </w:r>
       <m:oMath>
+        <m:oMathPr>
+          <m:ctrlPr>
+            <w:rPr>
+              <w:sz w:val="28"/>
+              <w:szCs w:val="28"/>
+            </w:rPr>
+          </m:ctrlPr>
+        </m:oMathPr>
         <m:r>
           <m:t>R</m:t>
         </m:r>
@@ -3792,6 +4157,14 @@
         <w:t xml:space="preserve">：渗透压法是测定生物大分子（如蛋白质）分子量的最灵敏方法。</w:t>
       </w:r>
       <m:oMath>
+        <m:oMathPr>
+          <m:ctrlPr>
+            <w:rPr>
+              <w:sz w:val="28"/>
+              <w:szCs w:val="28"/>
+            </w:rPr>
+          </m:ctrlPr>
+        </m:oMathPr>
         <m:r>
           <m:t>M</m:t>
         </m:r>
@@ -3830,8 +4203,8 @@
         </m:f>
       </m:oMath>
     </w:p>
-    <w:bookmarkEnd w:id="22"/>
-    <w:bookmarkStart w:id="23" w:name="依数性关系一览"/>
+    <w:bookmarkEnd w:id="28"/>
+    <w:bookmarkStart w:id="29" w:name="依数性关系一览"/>
     <w:p>
       <w:pPr>
         <w:pStyle w:val="Heading4"/>
@@ -3850,6 +4223,12 @@
       <m:oMathPara>
         <m:oMathParaPr>
           <m:jc m:val="center"/>
+          <m:ctrlPr>
+            <w:rPr>
+              <w:sz w:val="28"/>
+              <w:szCs w:val="28"/>
+            </w:rPr>
+          </m:ctrlPr>
         </m:oMathParaPr>
         <m:oMath>
           <m:m>
@@ -4119,12 +4498,6 @@
         <w:pStyle w:val="BlockText"/>
       </w:pPr>
       <w:r>
-        <w:t xml:space="preserve">⚠️</w:t>
-      </w:r>
-      <w:r>
-        <w:t xml:space="preserve"> </w:t>
-      </w:r>
-      <w:r>
         <w:rPr>
           <w:rFonts w:hint="eastAsia" w:eastAsia="SimSun" w:ascii="Times New Roman" w:hAnsi="Times New Roman"/>
           <w:b/>
@@ -4297,6 +4670,14 @@
         <w:t xml:space="preserve"> </w:t>
       </w:r>
       <m:oMath>
+        <m:oMathPr>
+          <m:ctrlPr>
+            <w:rPr>
+              <w:sz w:val="28"/>
+              <w:szCs w:val="28"/>
+            </w:rPr>
+          </m:ctrlPr>
+        </m:oMathPr>
         <m:r>
           <m:t>1.86</m:t>
         </m:r>
@@ -4335,6 +4716,14 @@
         <w:t xml:space="preserve"> </w:t>
       </w:r>
       <m:oMath>
+        <m:oMathPr>
+          <m:ctrlPr>
+            <w:rPr>
+              <w:sz w:val="28"/>
+              <w:szCs w:val="28"/>
+            </w:rPr>
+          </m:ctrlPr>
+        </m:oMathPr>
         <m:r>
           <m:t>0.0361</m:t>
         </m:r>
@@ -4349,6 +4738,14 @@
         <w:t xml:space="preserve"> </w:t>
       </w:r>
       <m:oMath>
+        <m:oMathPr>
+          <m:ctrlPr>
+            <w:rPr>
+              <w:sz w:val="28"/>
+              <w:szCs w:val="28"/>
+            </w:rPr>
+          </m:ctrlPr>
+        </m:oMathPr>
         <m:r>
           <m:t>2</m:t>
         </m:r>
@@ -4369,9 +4766,9 @@
         <w:t xml:space="preserve">K。</w:t>
       </w:r>
     </w:p>
-    <w:bookmarkEnd w:id="23"/>
-    <w:bookmarkEnd w:id="24"/>
-    <w:bookmarkStart w:id="28" w:name="胶体"/>
+    <w:bookmarkEnd w:id="29"/>
+    <w:bookmarkEnd w:id="30"/>
+    <w:bookmarkStart w:id="37" w:name="胶体"/>
     <w:p>
       <w:pPr>
         <w:pStyle w:val="Heading3"/>
@@ -4406,7 +4803,7 @@
         <w:t xml:space="preserve">的分散相粒子组成的分散系。</w:t>
       </w:r>
     </w:p>
-    <w:bookmarkStart w:id="25" w:name="胶团结构"/>
+    <w:bookmarkStart w:id="34" w:name="胶团结构"/>
     <w:p>
       <w:pPr>
         <w:pStyle w:val="Heading4"/>
@@ -4558,6 +4955,14 @@
         <w:t xml:space="preserve">：</w:t>
       </w:r>
       <m:oMath>
+        <m:oMathPr>
+          <m:ctrlPr>
+            <w:rPr>
+              <w:sz w:val="28"/>
+              <w:szCs w:val="28"/>
+            </w:rPr>
+          </m:ctrlPr>
+        </m:oMathPr>
         <m:r>
           <m:rPr>
             <m:sty m:val="p"/>
@@ -4633,6 +5038,12 @@
       <m:oMathPara>
         <m:oMathParaPr>
           <m:jc m:val="center"/>
+          <m:ctrlPr>
+            <w:rPr>
+              <w:sz w:val="28"/>
+              <w:szCs w:val="28"/>
+            </w:rPr>
+          </m:ctrlPr>
         </m:oMathParaPr>
         <m:oMath>
           <m:r>
@@ -4883,6 +5294,14 @@
         <w:t xml:space="preserve">：</w:t>
       </w:r>
       <m:oMath>
+        <m:oMathPr>
+          <m:ctrlPr>
+            <w:rPr>
+              <w:sz w:val="28"/>
+              <w:szCs w:val="28"/>
+            </w:rPr>
+          </m:ctrlPr>
+        </m:oMathPr>
         <m:r>
           <m:rPr>
             <m:sty m:val="p"/>
@@ -5095,14 +5514,193 @@
     </w:p>
     <w:p>
       <w:pPr>
+        <w:pStyle w:val="FirstParagraph"/>
+        <w:jc w:val="center"/>
+      </w:pPr>
+      <w:r>
+        <w:rPr>
+          <w:b w:val="0"/>
+          <w:i w:val="0"/>
+          <w:sz w:val="21"/>
+        </w:rPr>
+        <w:drawing>
+          <wp:inline>
+            <wp:extent cx="4965700" cy="2425700"/>
+            <wp:effectExtent b="0" l="0" r="0" t="0"/>
+            <wp:docPr descr="Fe(OH)₃ 溶胶的胶束结构示意图" title="" id="32" name="Picture"/>
+            <a:graphic>
+              <a:graphicData uri="http://schemas.openxmlformats.org/drawingml/2006/picture">
+                <pic:pic>
+                  <pic:nvPicPr>
+                    <pic:cNvPr descr="media/4-10-FeOH3-micelle-structure.jpg" id="33" name="Picture"/>
+                    <pic:cNvPicPr>
+                      <a:picLocks noChangeArrowheads="1" noChangeAspect="1"/>
+                    </pic:cNvPicPr>
+                  </pic:nvPicPr>
+                  <pic:blipFill>
+                    <a:blip r:embed="rId31"/>
+                    <a:stretch>
+                      <a:fillRect/>
+                    </a:stretch>
+                  </pic:blipFill>
+                  <pic:spPr bwMode="auto">
+                    <a:xfrm>
+                      <a:off x="0" y="0"/>
+                      <a:ext cx="4965700" cy="2425700"/>
+                    </a:xfrm>
+                    <a:prstGeom prst="rect">
+                      <a:avLst/>
+                    </a:prstGeom>
+                    <a:noFill/>
+                    <a:ln w="9525">
+                      <a:noFill/>
+                      <a:headEnd/>
+                      <a:tailEnd/>
+                    </a:ln>
+                  </pic:spPr>
+                </pic:pic>
+              </a:graphicData>
+            </a:graphic>
+          </wp:inline>
+        </w:drawing>
+      </w:r>
+      <w:r>
+        <w:rPr>
+          <w:b w:val="0"/>
+          <w:i w:val="0"/>
+          <w:sz w:val="21"/>
+        </w:rPr>
+        <w:t xml:space="preserve"> </w:t>
+      </w:r>
+      <w:r>
+        <w:rPr>
+          <w:rFonts w:hint="eastAsia" w:eastAsia="FangSong" w:ascii="Times New Roman" w:hAnsi="Times New Roman"/>
+          <w:b w:val="0"/>
+          <w:i w:val="0"/>
+          <w:iCs/>
+          <w:sz w:val="21"/>
+        </w:rPr>
+        <w:t xml:space="preserve">图</w:t>
+      </w:r>
+      <w:r>
+        <w:rPr>
+          <w:b w:val="0"/>
+          <w:i w:val="0"/>
+          <w:iCs/>
+          <w:sz w:val="21"/>
+        </w:rPr>
+        <w:t xml:space="preserve"> Fe(OH)₃ </w:t>
+      </w:r>
+      <w:r>
+        <w:rPr>
+          <w:rFonts w:hint="eastAsia" w:eastAsia="FangSong" w:ascii="Times New Roman" w:hAnsi="Times New Roman"/>
+          <w:b w:val="0"/>
+          <w:i w:val="0"/>
+          <w:iCs/>
+          <w:sz w:val="21"/>
+        </w:rPr>
+        <w:t xml:space="preserve">溶胶的胶束结构——胶核[Fe(OH)₃]ₘ</w:t>
+      </w:r>
+      <w:r>
+        <w:rPr>
+          <w:b w:val="0"/>
+          <w:i w:val="0"/>
+          <w:iCs/>
+          <w:sz w:val="21"/>
+        </w:rPr>
+        <w:t xml:space="preserve"> </w:t>
+      </w:r>
+      <w:r>
+        <w:rPr>
+          <w:rFonts w:hint="eastAsia" w:eastAsia="FangSong" w:ascii="Times New Roman" w:hAnsi="Times New Roman"/>
+          <w:b w:val="0"/>
+          <w:i w:val="0"/>
+          <w:iCs/>
+          <w:sz w:val="21"/>
+        </w:rPr>
+        <w:t xml:space="preserve">优先吸附与自身组成类似的</w:t>
+      </w:r>
+      <w:r>
+        <w:rPr>
+          <w:b w:val="0"/>
+          <w:i w:val="0"/>
+          <w:iCs/>
+          <w:sz w:val="21"/>
+        </w:rPr>
+        <w:t xml:space="preserve"> FeO⁺ </w:t>
+      </w:r>
+      <w:r>
+        <w:rPr>
+          <w:rFonts w:hint="eastAsia" w:eastAsia="FangSong" w:ascii="Times New Roman" w:hAnsi="Times New Roman"/>
+          <w:b w:val="0"/>
+          <w:i w:val="0"/>
+          <w:iCs/>
+          <w:sz w:val="21"/>
+        </w:rPr>
+        <w:t xml:space="preserve">离子作为电位离子，反离子</w:t>
+      </w:r>
+      <w:r>
+        <w:rPr>
+          <w:b w:val="0"/>
+          <w:i w:val="0"/>
+          <w:iCs/>
+          <w:sz w:val="21"/>
+        </w:rPr>
+        <w:t xml:space="preserve"> Cl⁻ </w:t>
+      </w:r>
+      <w:r>
+        <w:rPr>
+          <w:rFonts w:hint="eastAsia" w:eastAsia="FangSong" w:ascii="Times New Roman" w:hAnsi="Times New Roman"/>
+          <w:b w:val="0"/>
+          <w:i w:val="0"/>
+          <w:iCs/>
+          <w:sz w:val="21"/>
+        </w:rPr>
+        <w:t xml:space="preserve">部分进入吸附层、部分分布在扩散层中。胶粒带正电</w:t>
+      </w:r>
+      <w:r>
+        <w:rPr>
+          <w:b w:val="0"/>
+          <w:i w:val="0"/>
+          <w:iCs/>
+          <w:sz w:val="21"/>
+        </w:rPr>
+        <w:t xml:space="preserve"> → </w:t>
+      </w:r>
+      <w:r>
+        <w:rPr>
+          <w:rFonts w:hint="eastAsia" w:eastAsia="FangSong" w:ascii="Times New Roman" w:hAnsi="Times New Roman"/>
+          <w:b w:val="0"/>
+          <w:i w:val="0"/>
+          <w:iCs/>
+          <w:sz w:val="21"/>
+        </w:rPr>
+        <w:t xml:space="preserve">电泳时移向负极（普化原理第4版</w:t>
+      </w:r>
+      <w:r>
+        <w:rPr>
+          <w:b w:val="0"/>
+          <w:i w:val="0"/>
+          <w:iCs/>
+          <w:sz w:val="21"/>
+        </w:rPr>
+        <w:t xml:space="preserve"> </w:t>
+      </w:r>
+      <w:r>
+        <w:rPr>
+          <w:rFonts w:hint="eastAsia" w:eastAsia="FangSong" w:ascii="Times New Roman" w:hAnsi="Times New Roman"/>
+          <w:b w:val="0"/>
+          <w:i w:val="0"/>
+          <w:iCs/>
+          <w:sz w:val="21"/>
+        </w:rPr>
+        <w:t xml:space="preserve">图4.10）</w:t>
+      </w:r>
+    </w:p>
+    <w:p>
+      <w:pPr>
         <w:pStyle w:val="BlockText"/>
       </w:pPr>
-      <w:r>
-        <w:t xml:space="preserve">💡</w:t>
-      </w:r>
-      <w:r>
-        <w:t xml:space="preserve"> </w:t>
-      </w:r>
       <w:r>
         <w:rPr>
           <w:rFonts w:hint="eastAsia" w:eastAsia="SimSun" w:ascii="Times New Roman" w:hAnsi="Times New Roman"/>
@@ -5118,6 +5716,14 @@
         <w:t xml:space="preserve">：</w:t>
       </w:r>
       <m:oMath>
+        <m:oMathPr>
+          <m:ctrlPr>
+            <w:rPr>
+              <w:sz w:val="28"/>
+              <w:szCs w:val="28"/>
+            </w:rPr>
+          </m:ctrlPr>
+        </m:oMathPr>
         <m:r>
           <m:rPr>
             <m:sty m:val="p"/>
@@ -5348,6 +5954,14 @@
         <w:t xml:space="preserve"> </w:t>
       </w:r>
       <m:oMath>
+        <m:oMathPr>
+          <m:ctrlPr>
+            <w:rPr>
+              <w:sz w:val="28"/>
+              <w:szCs w:val="28"/>
+            </w:rPr>
+          </m:ctrlPr>
+        </m:oMathPr>
         <m:sSub>
           <m:e>
             <m:r>
@@ -5416,8 +6030,8 @@
         <w:t xml:space="preserve">负电。</w:t>
       </w:r>
     </w:p>
-    <w:bookmarkEnd w:id="25"/>
-    <w:bookmarkStart w:id="26" w:name="胶体的性质"/>
+    <w:bookmarkEnd w:id="34"/>
+    <w:bookmarkStart w:id="35" w:name="胶体的性质"/>
     <w:p>
       <w:pPr>
         <w:pStyle w:val="Heading4"/>
@@ -5450,7 +6064,7 @@
           <w:p>
             <w:pPr>
               <w:pStyle w:val="Compact"/>
-              <w:jc w:val="left"/>
+              <w:jc w:val="center"/>
             </w:pPr>
             <w:r>
               <w:rPr>
@@ -5466,7 +6080,7 @@
           <w:p>
             <w:pPr>
               <w:pStyle w:val="Compact"/>
-              <w:jc w:val="left"/>
+              <w:jc w:val="center"/>
             </w:pPr>
             <w:r>
               <w:rPr>
@@ -5482,7 +6096,7 @@
           <w:p>
             <w:pPr>
               <w:pStyle w:val="Compact"/>
-              <w:jc w:val="left"/>
+              <w:jc w:val="center"/>
             </w:pPr>
             <w:r>
               <w:rPr>
@@ -5500,7 +6114,7 @@
           <w:p>
             <w:pPr>
               <w:pStyle w:val="Compact"/>
-              <w:jc w:val="left"/>
+              <w:jc w:val="center"/>
             </w:pPr>
             <w:r>
               <w:rPr>
@@ -5517,7 +6131,7 @@
           <w:p>
             <w:pPr>
               <w:pStyle w:val="Compact"/>
-              <w:jc w:val="left"/>
+              <w:jc w:val="center"/>
             </w:pPr>
             <w:r>
               <w:rPr>
@@ -5532,7 +6146,7 @@
           <w:p>
             <w:pPr>
               <w:pStyle w:val="Compact"/>
-              <w:jc w:val="left"/>
+              <w:jc w:val="center"/>
             </w:pPr>
             <w:r>
               <w:rPr>
@@ -5573,7 +6187,7 @@
           <w:p>
             <w:pPr>
               <w:pStyle w:val="Compact"/>
-              <w:jc w:val="left"/>
+              <w:jc w:val="center"/>
             </w:pPr>
             <w:r>
               <w:rPr>
@@ -5590,7 +6204,7 @@
           <w:p>
             <w:pPr>
               <w:pStyle w:val="Compact"/>
-              <w:jc w:val="left"/>
+              <w:jc w:val="center"/>
             </w:pPr>
             <w:r>
               <w:rPr>
@@ -5617,7 +6231,7 @@
           <w:p>
             <w:pPr>
               <w:pStyle w:val="Compact"/>
-              <w:jc w:val="left"/>
+              <w:jc w:val="center"/>
             </w:pPr>
             <w:r>
               <w:rPr>
@@ -5646,7 +6260,7 @@
           <w:p>
             <w:pPr>
               <w:pStyle w:val="Compact"/>
-              <w:jc w:val="left"/>
+              <w:jc w:val="center"/>
             </w:pPr>
             <w:r>
               <w:rPr>
@@ -5663,7 +6277,7 @@
           <w:p>
             <w:pPr>
               <w:pStyle w:val="Compact"/>
-              <w:jc w:val="left"/>
+              <w:jc w:val="center"/>
             </w:pPr>
             <w:r>
               <w:rPr>
@@ -5678,7 +6292,7 @@
           <w:p>
             <w:pPr>
               <w:pStyle w:val="Compact"/>
-              <w:jc w:val="left"/>
+              <w:jc w:val="center"/>
             </w:pPr>
             <w:r>
               <w:rPr>
@@ -5695,7 +6309,7 @@
           <w:p>
             <w:pPr>
               <w:pStyle w:val="Compact"/>
-              <w:jc w:val="left"/>
+              <w:jc w:val="center"/>
             </w:pPr>
             <w:r>
               <w:rPr>
@@ -5712,7 +6326,7 @@
           <w:p>
             <w:pPr>
               <w:pStyle w:val="Compact"/>
-              <w:jc w:val="left"/>
+              <w:jc w:val="center"/>
             </w:pPr>
             <w:r>
               <w:rPr>
@@ -5727,7 +6341,7 @@
           <w:p>
             <w:pPr>
               <w:pStyle w:val="Compact"/>
-              <w:jc w:val="left"/>
+              <w:jc w:val="center"/>
             </w:pPr>
             <w:r>
               <w:rPr>
@@ -5739,8 +6353,8 @@
         </w:tc>
       </w:tr>
     </w:tbl>
-    <w:bookmarkEnd w:id="26"/>
-    <w:bookmarkStart w:id="27" w:name="溶胶的稳定与聚沉"/>
+    <w:bookmarkEnd w:id="35"/>
+    <w:bookmarkStart w:id="36" w:name="溶胶的稳定与聚沉"/>
     <w:p>
       <w:pPr>
         <w:pStyle w:val="Heading4"/>
@@ -6007,6 +6621,14 @@
         <w:t xml:space="preserve"> </w:t>
       </w:r>
       <m:oMath>
+        <m:oMathPr>
+          <m:ctrlPr>
+            <w:rPr>
+              <w:sz w:val="28"/>
+              <w:szCs w:val="28"/>
+            </w:rPr>
+          </m:ctrlPr>
+        </m:oMathPr>
         <m:r>
           <m:rPr>
             <m:sty m:val="p"/>
@@ -6180,6 +6802,14 @@
         <w:t xml:space="preserve"> </w:t>
       </w:r>
       <m:oMath>
+        <m:oMathPr>
+          <m:ctrlPr>
+            <w:rPr>
+              <w:sz w:val="28"/>
+              <w:szCs w:val="28"/>
+            </w:rPr>
+          </m:ctrlPr>
+        </m:oMathPr>
         <m:r>
           <m:rPr>
             <m:sty m:val="p"/>
@@ -6284,9 +6914,9 @@
         <w:t xml:space="preserve">（电荷越高能力越强）。</w:t>
       </w:r>
     </w:p>
-    <w:bookmarkEnd w:id="27"/>
-    <w:bookmarkEnd w:id="28"/>
-    <w:bookmarkStart w:id="29" w:name="常见误区"/>
+    <w:bookmarkEnd w:id="36"/>
+    <w:bookmarkEnd w:id="37"/>
+    <w:bookmarkStart w:id="38" w:name="常见误区"/>
     <w:p>
       <w:pPr>
         <w:pStyle w:val="Heading3"/>
@@ -6305,12 +6935,6 @@
       <w:pPr>
         <w:pStyle w:val="BlockText"/>
       </w:pPr>
-      <w:r>
-        <w:t xml:space="preserve">⚠️</w:t>
-      </w:r>
-      <w:r>
-        <w:t xml:space="preserve"> </w:t>
-      </w:r>
       <w:r>
         <w:rPr>
           <w:rFonts w:hint="eastAsia" w:eastAsia="SimSun" w:ascii="Times New Roman" w:hAnsi="Times New Roman"/>
@@ -6363,12 +6987,6 @@
       <w:pPr>
         <w:pStyle w:val="BlockText"/>
       </w:pPr>
-      <w:r>
-        <w:t xml:space="preserve">⚠️</w:t>
-      </w:r>
-      <w:r>
-        <w:t xml:space="preserve"> </w:t>
-      </w:r>
       <w:r>
         <w:rPr>
           <w:rFonts w:hint="eastAsia" w:eastAsia="SimSun" w:ascii="Times New Roman" w:hAnsi="Times New Roman"/>
@@ -6468,12 +7086,6 @@
         <w:pStyle w:val="BlockText"/>
       </w:pPr>
       <w:r>
-        <w:t xml:space="preserve">⚠️</w:t>
-      </w:r>
-      <w:r>
-        <w:t xml:space="preserve"> </w:t>
-      </w:r>
-      <w:r>
         <w:rPr>
           <w:rFonts w:hint="eastAsia" w:eastAsia="SimSun" w:ascii="Times New Roman" w:hAnsi="Times New Roman"/>
           <w:b/>
@@ -6542,12 +7154,6 @@
       <w:pPr>
         <w:pStyle w:val="BlockText"/>
       </w:pPr>
-      <w:r>
-        <w:t xml:space="preserve">⚠️</w:t>
-      </w:r>
-      <w:r>
-        <w:t xml:space="preserve"> </w:t>
-      </w:r>
       <w:r>
         <w:rPr>
           <w:rFonts w:hint="eastAsia" w:eastAsia="SimSun" w:ascii="Times New Roman" w:hAnsi="Times New Roman"/>
@@ -6603,9 +7209,9 @@
         </w:pict>
       </w:r>
     </w:p>
-    <w:bookmarkEnd w:id="29"/>
-    <w:bookmarkEnd w:id="30"/>
-    <w:bookmarkStart w:id="35" w:name="三典型例题"/>
+    <w:bookmarkEnd w:id="38"/>
+    <w:bookmarkEnd w:id="39"/>
+    <w:bookmarkStart w:id="44" w:name="三典型例题"/>
     <w:p>
       <w:pPr>
         <w:pStyle w:val="Heading2"/>
@@ -6617,7 +7223,7 @@
         <w:t xml:space="preserve">三、典型例题</w:t>
       </w:r>
     </w:p>
-    <w:bookmarkStart w:id="31" w:name="例-1-依数性综合计算"/>
+    <w:bookmarkStart w:id="40" w:name="例-1-依数性综合计算"/>
     <w:p>
       <w:pPr>
         <w:pStyle w:val="Heading3"/>
@@ -6690,6 +7296,14 @@
         <w:t xml:space="preserve"> </w:t>
       </w:r>
       <m:oMath>
+        <m:oMathPr>
+          <m:ctrlPr>
+            <w:rPr>
+              <w:sz w:val="28"/>
+              <w:szCs w:val="28"/>
+            </w:rPr>
+          </m:ctrlPr>
+        </m:oMathPr>
         <m:sSub>
           <m:e>
             <m:r>
@@ -6741,6 +7355,14 @@
         <w:t xml:space="preserve">：</w:t>
       </w:r>
       <m:oMath>
+        <m:oMathPr>
+          <m:ctrlPr>
+            <w:rPr>
+              <w:sz w:val="28"/>
+              <w:szCs w:val="28"/>
+            </w:rPr>
+          </m:ctrlPr>
+        </m:oMathPr>
         <m:r>
           <m:rPr>
             <m:sty m:val="p"/>
@@ -6910,6 +7532,12 @@
       <m:oMathPara>
         <m:oMathParaPr>
           <m:jc m:val="center"/>
+          <m:ctrlPr>
+            <w:rPr>
+              <w:sz w:val="28"/>
+              <w:szCs w:val="28"/>
+            </w:rPr>
+          </m:ctrlPr>
         </m:oMathParaPr>
         <m:oMath>
           <m:r>
@@ -6994,6 +7622,12 @@
       <m:oMathPara>
         <m:oMathParaPr>
           <m:jc m:val="center"/>
+          <m:ctrlPr>
+            <w:rPr>
+              <w:sz w:val="28"/>
+              <w:szCs w:val="28"/>
+            </w:rPr>
+          </m:ctrlPr>
         </m:oMathParaPr>
         <m:oMath>
           <m:r>
@@ -7123,6 +7757,12 @@
       <m:oMathPara>
         <m:oMathParaPr>
           <m:jc m:val="center"/>
+          <m:ctrlPr>
+            <w:rPr>
+              <w:sz w:val="28"/>
+              <w:szCs w:val="28"/>
+            </w:rPr>
+          </m:ctrlPr>
         </m:oMathParaPr>
         <m:oMath>
           <m:r>
@@ -7262,6 +7902,12 @@
       <m:oMathPara>
         <m:oMathParaPr>
           <m:jc m:val="center"/>
+          <m:ctrlPr>
+            <w:rPr>
+              <w:sz w:val="28"/>
+              <w:szCs w:val="28"/>
+            </w:rPr>
+          </m:ctrlPr>
         </m:oMathParaPr>
         <m:oMath>
           <m:r>
@@ -7407,8 +8053,8 @@
         </w:pict>
       </w:r>
     </w:p>
-    <w:bookmarkEnd w:id="31"/>
-    <w:bookmarkStart w:id="32" w:name="例-2-渗透压计算"/>
+    <w:bookmarkEnd w:id="40"/>
+    <w:bookmarkStart w:id="41" w:name="例-2-渗透压计算"/>
     <w:p>
       <w:pPr>
         <w:pStyle w:val="Heading3"/>
@@ -7529,6 +8175,14 @@
         <w:t xml:space="preserve"> </w:t>
       </w:r>
       <m:oMath>
+        <m:oMathPr>
+          <m:ctrlPr>
+            <w:rPr>
+              <w:sz w:val="28"/>
+              <w:szCs w:val="28"/>
+            </w:rPr>
+          </m:ctrlPr>
+        </m:oMathPr>
         <m:r>
           <m:t>c</m:t>
         </m:r>
@@ -7594,6 +8248,14 @@
         <w:t xml:space="preserve"> </w:t>
       </w:r>
       <m:oMath>
+        <m:oMathPr>
+          <m:ctrlPr>
+            <w:rPr>
+              <w:sz w:val="28"/>
+              <w:szCs w:val="28"/>
+            </w:rPr>
+          </m:ctrlPr>
+        </m:oMathPr>
         <m:r>
           <m:rPr>
             <m:sty m:val="p"/>
@@ -7658,6 +8320,12 @@
       <m:oMathPara>
         <m:oMathParaPr>
           <m:jc m:val="center"/>
+          <m:ctrlPr>
+            <w:rPr>
+              <w:sz w:val="28"/>
+              <w:szCs w:val="28"/>
+            </w:rPr>
+          </m:ctrlPr>
         </m:oMathParaPr>
         <m:oMath>
           <m:r>
@@ -7706,6 +8374,12 @@
       <m:oMathPara>
         <m:oMathParaPr>
           <m:jc m:val="center"/>
+          <m:ctrlPr>
+            <w:rPr>
+              <w:sz w:val="28"/>
+              <w:szCs w:val="28"/>
+            </w:rPr>
+          </m:ctrlPr>
         </m:oMathParaPr>
         <m:oMath>
           <m:r>
@@ -7917,6 +8591,14 @@
         <w:t xml:space="preserve">注意单位：</w:t>
       </w:r>
       <m:oMath>
+        <m:oMathPr>
+          <m:ctrlPr>
+            <w:rPr>
+              <w:sz w:val="28"/>
+              <w:szCs w:val="28"/>
+            </w:rPr>
+          </m:ctrlPr>
+        </m:oMathPr>
         <m:r>
           <m:t>R</m:t>
         </m:r>
@@ -7958,6 +8640,14 @@
         <w:t xml:space="preserve">Pa·L·mol⁻¹·K⁻¹，</w:t>
       </w:r>
       <m:oMath>
+        <m:oMathPr>
+          <m:ctrlPr>
+            <w:rPr>
+              <w:sz w:val="28"/>
+              <w:szCs w:val="28"/>
+            </w:rPr>
+          </m:ctrlPr>
+        </m:oMathPr>
         <m:r>
           <m:rPr>
             <m:sty m:val="p"/>
@@ -7988,6 +8678,12 @@
       <m:oMathPara>
         <m:oMathParaPr>
           <m:jc m:val="center"/>
+          <m:ctrlPr>
+            <w:rPr>
+              <w:sz w:val="28"/>
+              <w:szCs w:val="28"/>
+            </w:rPr>
+          </m:ctrlPr>
         </m:oMathParaPr>
         <m:oMath>
           <m:r>
@@ -8117,6 +8813,14 @@
         <w:t xml:space="preserve"> </w:t>
       </w:r>
       <m:oMath>
+        <m:oMathPr>
+          <m:ctrlPr>
+            <w:rPr>
+              <w:sz w:val="28"/>
+              <w:szCs w:val="28"/>
+            </w:rPr>
+          </m:ctrlPr>
+        </m:oMathPr>
         <m:r>
           <m:t>5.93</m:t>
         </m:r>
@@ -8151,12 +8855,6 @@
         <w:pStyle w:val="BlockText"/>
       </w:pPr>
       <w:r>
-        <w:t xml:space="preserve">💡</w:t>
-      </w:r>
-      <w:r>
-        <w:t xml:space="preserve"> </w:t>
-      </w:r>
-      <w:r>
         <w:rPr>
           <w:rFonts w:hint="eastAsia" w:eastAsia="SimSun" w:ascii="Times New Roman" w:hAnsi="Times New Roman"/>
           <w:b/>
@@ -8270,8 +8968,8 @@
         </w:pict>
       </w:r>
     </w:p>
-    <w:bookmarkEnd w:id="32"/>
-    <w:bookmarkStart w:id="33" w:name="例-3-萃取效率计算"/>
+    <w:bookmarkEnd w:id="41"/>
+    <w:bookmarkStart w:id="42" w:name="例-3-萃取效率计算"/>
     <w:p>
       <w:pPr>
         <w:pStyle w:val="Heading3"/>
@@ -8317,6 +9015,14 @@
         <w:t xml:space="preserve"> </w:t>
       </w:r>
       <m:oMath>
+        <m:oMathPr>
+          <m:ctrlPr>
+            <w:rPr>
+              <w:sz w:val="28"/>
+              <w:szCs w:val="28"/>
+            </w:rPr>
+          </m:ctrlPr>
+        </m:oMathPr>
         <m:r>
           <m:t>K</m:t>
         </m:r>
@@ -8463,6 +9169,14 @@
         <w:t xml:space="preserve">：</w:t>
       </w:r>
       <m:oMath>
+        <m:oMathPr>
+          <m:ctrlPr>
+            <w:rPr>
+              <w:sz w:val="28"/>
+              <w:szCs w:val="28"/>
+            </w:rPr>
+          </m:ctrlPr>
+        </m:oMathPr>
         <m:sSub>
           <m:e>
             <m:r>
@@ -8606,6 +9320,14 @@
         <w:t xml:space="preserve">：</w:t>
       </w:r>
       <m:oMath>
+        <m:oMathPr>
+          <m:ctrlPr>
+            <w:rPr>
+              <w:sz w:val="28"/>
+              <w:szCs w:val="28"/>
+            </w:rPr>
+          </m:ctrlPr>
+        </m:oMathPr>
         <m:sSub>
           <m:e>
             <m:r>
@@ -8659,6 +9381,12 @@
       <m:oMathPara>
         <m:oMathParaPr>
           <m:jc m:val="center"/>
+          <m:ctrlPr>
+            <w:rPr>
+              <w:sz w:val="28"/>
+              <w:szCs w:val="28"/>
+            </w:rPr>
+          </m:ctrlPr>
         </m:oMathParaPr>
         <m:oMath>
           <m:sSub>
@@ -8808,6 +9536,14 @@
         <w:t xml:space="preserve"> </w:t>
       </w:r>
       <m:oMath>
+        <m:oMathPr>
+          <m:ctrlPr>
+            <w:rPr>
+              <w:sz w:val="28"/>
+              <w:szCs w:val="28"/>
+            </w:rPr>
+          </m:ctrlPr>
+        </m:oMathPr>
         <m:r>
           <m:rPr>
             <m:sty m:val="p"/>
@@ -8945,6 +9681,12 @@
       <m:oMathPara>
         <m:oMathParaPr>
           <m:jc m:val="center"/>
+          <m:ctrlPr>
+            <w:rPr>
+              <w:sz w:val="28"/>
+              <w:szCs w:val="28"/>
+            </w:rPr>
+          </m:ctrlPr>
         </m:oMathParaPr>
         <m:oMath>
           <m:sSub>
@@ -9131,6 +9873,14 @@
         <w:t xml:space="preserve"> </w:t>
       </w:r>
       <m:oMath>
+        <m:oMathPr>
+          <m:ctrlPr>
+            <w:rPr>
+              <w:sz w:val="28"/>
+              <w:szCs w:val="28"/>
+            </w:rPr>
+          </m:ctrlPr>
+        </m:oMathPr>
         <m:r>
           <m:rPr>
             <m:sty m:val="p"/>
@@ -9244,12 +9994,6 @@
         <w:pStyle w:val="BlockText"/>
       </w:pPr>
       <w:r>
-        <w:t xml:space="preserve">💡</w:t>
-      </w:r>
-      <w:r>
-        <w:t xml:space="preserve"> </w:t>
-      </w:r>
-      <w:r>
         <w:rPr>
           <w:rFonts w:hint="eastAsia" w:eastAsia="SimSun" w:ascii="Times New Roman" w:hAnsi="Times New Roman"/>
           <w:b/>
@@ -9284,6 +10028,14 @@
         <w:t xml:space="preserve"> </w:t>
       </w:r>
       <m:oMath>
+        <m:oMathPr>
+          <m:ctrlPr>
+            <w:rPr>
+              <w:sz w:val="28"/>
+              <w:szCs w:val="28"/>
+            </w:rPr>
+          </m:ctrlPr>
+        </m:oMathPr>
         <m:f>
           <m:fPr>
             <m:type m:val="bar"/>
@@ -9356,8 +10108,8 @@
         </w:pict>
       </w:r>
     </w:p>
-    <w:bookmarkEnd w:id="33"/>
-    <w:bookmarkStart w:id="34" w:name="例-4-胶团结构-聚沉"/>
+    <w:bookmarkEnd w:id="42"/>
+    <w:bookmarkStart w:id="43" w:name="例-4-胶团结构-聚沉"/>
     <w:p>
       <w:pPr>
         <w:pStyle w:val="Heading3"/>
@@ -9555,6 +10307,12 @@
       <m:oMathPara>
         <m:oMathParaPr>
           <m:jc m:val="center"/>
+          <m:ctrlPr>
+            <w:rPr>
+              <w:sz w:val="28"/>
+              <w:szCs w:val="28"/>
+            </w:rPr>
+          </m:ctrlPr>
         </m:oMathParaPr>
         <m:oMath>
           <m:r>
@@ -9981,6 +10739,14 @@
         <w:t xml:space="preserve">聚沉能力：</w:t>
       </w:r>
       <m:oMath>
+        <m:oMathPr>
+          <m:ctrlPr>
+            <w:rPr>
+              <w:sz w:val="28"/>
+              <w:szCs w:val="28"/>
+            </w:rPr>
+          </m:ctrlPr>
+        </m:oMathPr>
         <m:r>
           <m:rPr>
             <m:sty m:val="p"/>
@@ -10113,6 +10879,14 @@
         <w:t xml:space="preserve"> </w:t>
       </w:r>
       <m:oMath>
+        <m:oMathPr>
+          <m:ctrlPr>
+            <w:rPr>
+              <w:sz w:val="28"/>
+              <w:szCs w:val="28"/>
+            </w:rPr>
+          </m:ctrlPr>
+        </m:oMathPr>
         <m:r>
           <m:rPr>
             <m:sty m:val="p"/>
@@ -10233,9 +11007,9 @@
         </w:pict>
       </w:r>
     </w:p>
-    <w:bookmarkEnd w:id="34"/>
-    <w:bookmarkEnd w:id="35"/>
-    <w:bookmarkStart w:id="39" w:name="四拓展与联系"/>
+    <w:bookmarkEnd w:id="43"/>
+    <w:bookmarkEnd w:id="44"/>
+    <w:bookmarkStart w:id="48" w:name="四拓展与联系"/>
     <w:p>
       <w:pPr>
         <w:pStyle w:val="Heading2"/>
@@ -10247,7 +11021,7 @@
         <w:t xml:space="preserve">四、拓展与联系</w:t>
       </w:r>
     </w:p>
-    <w:bookmarkStart w:id="36" w:name="与竞赛真题的对接"/>
+    <w:bookmarkStart w:id="45" w:name="与竞赛真题的对接"/>
     <w:p>
       <w:pPr>
         <w:pStyle w:val="Heading3"/>
@@ -10282,7 +11056,7 @@
           <w:p>
             <w:pPr>
               <w:pStyle w:val="Compact"/>
-              <w:jc w:val="left"/>
+              <w:jc w:val="center"/>
             </w:pPr>
             <w:r>
               <w:rPr>
@@ -10314,7 +11088,7 @@
           <w:p>
             <w:pPr>
               <w:pStyle w:val="Compact"/>
-              <w:jc w:val="left"/>
+              <w:jc w:val="center"/>
             </w:pPr>
             <w:r>
               <w:rPr>
@@ -10332,7 +11106,7 @@
           <w:p>
             <w:pPr>
               <w:pStyle w:val="Compact"/>
-              <w:jc w:val="left"/>
+              <w:jc w:val="center"/>
             </w:pPr>
             <w:r>
               <w:rPr>
@@ -10411,7 +11185,7 @@
           <w:p>
             <w:pPr>
               <w:pStyle w:val="Compact"/>
-              <w:jc w:val="left"/>
+              <w:jc w:val="center"/>
             </w:pPr>
             <w:r>
               <w:rPr>
@@ -10428,7 +11202,7 @@
           <w:p>
             <w:pPr>
               <w:pStyle w:val="Compact"/>
-              <w:jc w:val="left"/>
+              <w:jc w:val="center"/>
             </w:pPr>
             <w:r>
               <w:rPr>
@@ -10482,7 +11256,7 @@
           <w:p>
             <w:pPr>
               <w:pStyle w:val="Compact"/>
-              <w:jc w:val="left"/>
+              <w:jc w:val="center"/>
             </w:pPr>
             <w:r>
               <w:rPr>
@@ -10499,7 +11273,7 @@
           <w:p>
             <w:pPr>
               <w:pStyle w:val="Compact"/>
-              <w:jc w:val="left"/>
+              <w:jc w:val="center"/>
             </w:pPr>
             <w:r>
               <w:rPr>
@@ -10553,7 +11327,7 @@
           <w:p>
             <w:pPr>
               <w:pStyle w:val="Compact"/>
-              <w:jc w:val="left"/>
+              <w:jc w:val="center"/>
             </w:pPr>
             <w:r>
               <w:rPr>
@@ -10570,7 +11344,7 @@
           <w:p>
             <w:pPr>
               <w:pStyle w:val="Compact"/>
-              <w:jc w:val="left"/>
+              <w:jc w:val="center"/>
             </w:pPr>
             <w:r>
               <w:rPr>
@@ -10618,7 +11392,7 @@
           <w:p>
             <w:pPr>
               <w:pStyle w:val="Compact"/>
-              <w:jc w:val="left"/>
+              <w:jc w:val="center"/>
             </w:pPr>
             <w:r>
               <w:rPr>
@@ -10635,7 +11409,7 @@
           <w:p>
             <w:pPr>
               <w:pStyle w:val="Compact"/>
-              <w:jc w:val="left"/>
+              <w:jc w:val="center"/>
             </w:pPr>
             <w:r>
               <w:rPr>
@@ -10689,7 +11463,7 @@
           <w:p>
             <w:pPr>
               <w:pStyle w:val="Compact"/>
-              <w:jc w:val="left"/>
+              <w:jc w:val="center"/>
             </w:pPr>
             <w:r>
               <w:rPr>
@@ -10701,8 +11475,8 @@
         </w:tc>
       </w:tr>
     </w:tbl>
-    <w:bookmarkEnd w:id="36"/>
-    <w:bookmarkStart w:id="37" w:name="跨专题联系"/>
+    <w:bookmarkEnd w:id="45"/>
+    <w:bookmarkStart w:id="46" w:name="跨专题联系"/>
     <w:p>
       <w:pPr>
         <w:pStyle w:val="Heading3"/>
@@ -10837,8 +11611,8 @@
         <w:t xml:space="preserve">表面化学与吸附作用</w:t>
       </w:r>
     </w:p>
-    <w:bookmarkEnd w:id="37"/>
-    <w:bookmarkStart w:id="38" w:name="深化方向后续轮次展开"/>
+    <w:bookmarkEnd w:id="46"/>
+    <w:bookmarkStart w:id="47" w:name="深化方向后续轮次展开"/>
     <w:p>
       <w:pPr>
         <w:pStyle w:val="Heading3"/>
@@ -10973,9 +11747,9 @@
         </w:pict>
       </w:r>
     </w:p>
-    <w:bookmarkEnd w:id="38"/>
-    <w:bookmarkEnd w:id="39"/>
-    <w:bookmarkStart w:id="40" w:name="五本节总结-速查"/>
+    <w:bookmarkEnd w:id="47"/>
+    <w:bookmarkEnd w:id="48"/>
+    <w:bookmarkStart w:id="49" w:name="五本节总结-速查"/>
     <w:p>
       <w:pPr>
         <w:pStyle w:val="Heading2"/>
@@ -11017,7 +11791,7 @@
           <w:p>
             <w:pPr>
               <w:pStyle w:val="Compact"/>
-              <w:jc w:val="left"/>
+              <w:jc w:val="center"/>
             </w:pPr>
             <w:r>
               <w:rPr>
@@ -11033,7 +11807,7 @@
           <w:p>
             <w:pPr>
               <w:pStyle w:val="Compact"/>
-              <w:jc w:val="left"/>
+              <w:jc w:val="center"/>
             </w:pPr>
             <w:r>
               <w:rPr>
@@ -11049,7 +11823,7 @@
           <w:p>
             <w:pPr>
               <w:pStyle w:val="Compact"/>
-              <w:jc w:val="left"/>
+              <w:jc w:val="center"/>
             </w:pPr>
             <w:r>
               <w:rPr>
@@ -11067,7 +11841,7 @@
           <w:p>
             <w:pPr>
               <w:pStyle w:val="Compact"/>
-              <w:jc w:val="left"/>
+              <w:jc w:val="center"/>
             </w:pPr>
             <w:r>
               <w:rPr>
@@ -11084,7 +11858,7 @@
           <w:p>
             <w:pPr>
               <w:pStyle w:val="Compact"/>
-              <w:jc w:val="left"/>
+              <w:jc w:val="center"/>
             </w:pPr>
             <w:r>
               <w:rPr>
@@ -11129,7 +11903,7 @@
           <w:p>
             <w:pPr>
               <w:pStyle w:val="Compact"/>
-              <w:jc w:val="left"/>
+              <w:jc w:val="center"/>
             </w:pPr>
             <w:r>
               <w:rPr>
@@ -11146,7 +11920,7 @@
           <w:p>
             <w:pPr>
               <w:pStyle w:val="Compact"/>
-              <w:jc w:val="left"/>
+              <w:jc w:val="center"/>
             </w:pPr>
             <w:r>
               <w:rPr>
@@ -11163,7 +11937,7 @@
           <w:p>
             <w:pPr>
               <w:pStyle w:val="Compact"/>
-              <w:jc w:val="left"/>
+              <w:jc w:val="center"/>
             </w:pPr>
             <m:oMath>
               <m:r>
@@ -11224,7 +11998,7 @@
           <w:p>
             <w:pPr>
               <w:pStyle w:val="Compact"/>
-              <w:jc w:val="left"/>
+              <w:jc w:val="center"/>
             </w:pPr>
             <w:r>
               <w:rPr>
@@ -11241,7 +12015,7 @@
           <w:p>
             <w:pPr>
               <w:pStyle w:val="Compact"/>
-              <w:jc w:val="left"/>
+              <w:jc w:val="center"/>
             </w:pPr>
             <w:r>
               <w:rPr>
@@ -11258,7 +12032,7 @@
           <w:p>
             <w:pPr>
               <w:pStyle w:val="Compact"/>
-              <w:jc w:val="left"/>
+              <w:jc w:val="center"/>
             </w:pPr>
             <m:oMath>
               <m:r>
@@ -11314,7 +12088,7 @@
           <w:p>
             <w:pPr>
               <w:pStyle w:val="Compact"/>
-              <w:jc w:val="left"/>
+              <w:jc w:val="center"/>
             </w:pPr>
             <m:oMath>
               <m:sSub>
@@ -11351,7 +12125,7 @@
           <w:p>
             <w:pPr>
               <w:pStyle w:val="Compact"/>
-              <w:jc w:val="left"/>
+              <w:jc w:val="center"/>
             </w:pPr>
             <w:r>
               <w:rPr>
@@ -11368,7 +12142,7 @@
           <w:p>
             <w:pPr>
               <w:pStyle w:val="Compact"/>
-              <w:jc w:val="left"/>
+              <w:jc w:val="center"/>
             </w:pPr>
             <m:oMath>
               <m:r>
@@ -11424,7 +12198,7 @@
           <w:p>
             <w:pPr>
               <w:pStyle w:val="Compact"/>
-              <w:jc w:val="left"/>
+              <w:jc w:val="center"/>
             </w:pPr>
             <m:oMath>
               <m:sSub>
@@ -11504,7 +12278,7 @@
           <w:p>
             <w:pPr>
               <w:pStyle w:val="Compact"/>
-              <w:jc w:val="left"/>
+              <w:jc w:val="center"/>
             </w:pPr>
             <w:r>
               <w:rPr>
@@ -11521,7 +12295,7 @@
           <w:p>
             <w:pPr>
               <w:pStyle w:val="Compact"/>
-              <w:jc w:val="left"/>
+              <w:jc w:val="center"/>
             </w:pPr>
             <m:oMath>
               <m:r>
@@ -11553,7 +12327,7 @@
           <w:p>
             <w:pPr>
               <w:pStyle w:val="Compact"/>
-              <w:jc w:val="left"/>
+              <w:jc w:val="center"/>
             </w:pPr>
             <w:r>
               <w:rPr>
@@ -11620,7 +12394,7 @@
           <w:p>
             <w:pPr>
               <w:pStyle w:val="Compact"/>
-              <w:jc w:val="left"/>
+              <w:jc w:val="center"/>
             </w:pPr>
             <w:r>
               <w:rPr>
@@ -11637,7 +12411,7 @@
           <w:p>
             <w:pPr>
               <w:pStyle w:val="Compact"/>
-              <w:jc w:val="left"/>
+              <w:jc w:val="center"/>
             </w:pPr>
             <m:oMath>
               <m:r>
@@ -11684,7 +12458,7 @@
           <w:p>
             <w:pPr>
               <w:pStyle w:val="Compact"/>
-              <w:jc w:val="left"/>
+              <w:jc w:val="center"/>
             </w:pPr>
             <m:oMath>
               <m:r>
@@ -11724,7 +12498,7 @@
           <w:p>
             <w:pPr>
               <w:pStyle w:val="Compact"/>
-              <w:jc w:val="left"/>
+              <w:jc w:val="center"/>
             </w:pPr>
             <w:r>
               <w:rPr>
@@ -11741,7 +12515,7 @@
           <w:p>
             <w:pPr>
               <w:pStyle w:val="Compact"/>
-              <w:jc w:val="left"/>
+              <w:jc w:val="center"/>
             </w:pPr>
             <m:oMath>
               <m:r>
@@ -11801,7 +12575,7 @@
           <w:p>
             <w:pPr>
               <w:pStyle w:val="Compact"/>
-              <w:jc w:val="left"/>
+              <w:jc w:val="center"/>
             </w:pPr>
             <w:r>
               <w:rPr>
@@ -11818,7 +12592,7 @@
           <w:p>
             <w:pPr>
               <w:pStyle w:val="Compact"/>
-              <w:jc w:val="left"/>
+              <w:jc w:val="center"/>
             </w:pPr>
             <w:r>
               <w:rPr>
@@ -11835,7 +12609,7 @@
           <w:p>
             <w:pPr>
               <w:pStyle w:val="Compact"/>
-              <w:jc w:val="left"/>
+              <w:jc w:val="center"/>
             </w:pPr>
             <w:r>
               <w:rPr>
@@ -11862,7 +12636,7 @@
           <w:p>
             <w:pPr>
               <w:pStyle w:val="Compact"/>
-              <w:jc w:val="left"/>
+              <w:jc w:val="center"/>
             </w:pPr>
             <w:r>
               <w:rPr>
@@ -11879,7 +12653,7 @@
           <w:p>
             <w:pPr>
               <w:pStyle w:val="Compact"/>
-              <w:jc w:val="left"/>
+              <w:jc w:val="center"/>
             </w:pPr>
             <w:r>
               <w:rPr>
@@ -11896,7 +12670,7 @@
           <w:p>
             <w:pPr>
               <w:pStyle w:val="Compact"/>
-              <w:jc w:val="left"/>
+              <w:jc w:val="center"/>
             </w:pPr>
             <w:r>
               <w:rPr>
@@ -11935,7 +12709,7 @@
           <w:p>
             <w:pPr>
               <w:pStyle w:val="Compact"/>
-              <w:jc w:val="left"/>
+              <w:jc w:val="center"/>
             </w:pPr>
             <w:r>
               <w:rPr>
@@ -11952,7 +12726,7 @@
           <w:p>
             <w:pPr>
               <w:pStyle w:val="Compact"/>
-              <w:jc w:val="left"/>
+              <w:jc w:val="center"/>
             </w:pPr>
             <w:r>
               <w:rPr>
@@ -11969,7 +12743,7 @@
           <w:p>
             <w:pPr>
               <w:pStyle w:val="Compact"/>
-              <w:jc w:val="left"/>
+              <w:jc w:val="center"/>
             </w:pPr>
             <w:r>
               <w:rPr>
@@ -11996,7 +12770,7 @@
           <w:p>
             <w:pPr>
               <w:pStyle w:val="Compact"/>
-              <w:jc w:val="left"/>
+              <w:jc w:val="center"/>
             </w:pPr>
             <w:r>
               <w:rPr>
@@ -12027,8 +12801,8 @@
         </w:pict>
       </w:r>
     </w:p>
-    <w:bookmarkEnd w:id="40"/>
-    <w:bookmarkStart w:id="44" w:name="六练习题"/>
+    <w:bookmarkEnd w:id="49"/>
+    <w:bookmarkStart w:id="53" w:name="六练习题"/>
     <w:p>
       <w:pPr>
         <w:pStyle w:val="Heading2"/>
@@ -12040,7 +12814,7 @@
         <w:t xml:space="preserve">六、练习题</w:t>
       </w:r>
     </w:p>
-    <w:bookmarkStart w:id="41" w:name="基础巩固"/>
+    <w:bookmarkStart w:id="50" w:name="基础巩固"/>
     <w:p>
       <w:pPr>
         <w:pStyle w:val="Heading3"/>
@@ -12099,6 +12873,14 @@
         <w:t xml:space="preserve"> </w:t>
       </w:r>
       <m:oMath>
+        <m:oMathPr>
+          <m:ctrlPr>
+            <w:rPr>
+              <w:sz w:val="28"/>
+              <w:szCs w:val="28"/>
+            </w:rPr>
+          </m:ctrlPr>
+        </m:oMathPr>
         <m:sSub>
           <m:e>
             <m:r>
@@ -12218,8 +13000,8 @@
         <w:t xml:space="preserve">溶胶、牛奶、泥浆、蛋白质水溶液、碘酒。</w:t>
       </w:r>
     </w:p>
-    <w:bookmarkEnd w:id="41"/>
-    <w:bookmarkStart w:id="42" w:name="提高训练"/>
+    <w:bookmarkEnd w:id="50"/>
+    <w:bookmarkStart w:id="51" w:name="提高训练"/>
     <w:p>
       <w:pPr>
         <w:pStyle w:val="Heading3"/>
@@ -12310,6 +13092,14 @@
         <w:t xml:space="preserve"> </w:t>
       </w:r>
       <m:oMath>
+        <m:oMathPr>
+          <m:ctrlPr>
+            <w:rPr>
+              <w:sz w:val="28"/>
+              <w:szCs w:val="28"/>
+            </w:rPr>
+          </m:ctrlPr>
+        </m:oMathPr>
         <m:r>
           <m:t>K</m:t>
         </m:r>
@@ -12523,8 +13313,8 @@
         <w:t xml:space="preserve">对该溶胶的聚沉能力。</w:t>
       </w:r>
     </w:p>
-    <w:bookmarkEnd w:id="42"/>
-    <w:bookmarkStart w:id="43" w:name="挑战题"/>
+    <w:bookmarkEnd w:id="51"/>
+    <w:bookmarkStart w:id="52" w:name="挑战题"/>
     <w:p>
       <w:pPr>
         <w:pStyle w:val="Heading3"/>
@@ -12791,6 +13581,14 @@
         <w:t xml:space="preserve"> </w:t>
       </w:r>
       <m:oMath>
+        <m:oMathPr>
+          <m:ctrlPr>
+            <w:rPr>
+              <w:sz w:val="28"/>
+              <w:szCs w:val="28"/>
+            </w:rPr>
+          </m:ctrlPr>
+        </m:oMathPr>
         <m:sSub>
           <m:e>
             <m:r>
@@ -12917,9 +13715,9 @@
         </w:pict>
       </w:r>
     </w:p>
-    <w:bookmarkEnd w:id="43"/>
-    <w:bookmarkEnd w:id="44"/>
-    <w:bookmarkStart w:id="45" w:name="七参考答案与提示"/>
+    <w:bookmarkEnd w:id="52"/>
+    <w:bookmarkEnd w:id="53"/>
+    <w:bookmarkStart w:id="54" w:name="七参考答案与提示"/>
     <w:p>
       <w:pPr>
         <w:pStyle w:val="Heading2"/>
@@ -12959,6 +13757,14 @@
         </w:numPr>
       </w:pPr>
       <m:oMath>
+        <m:oMathPr>
+          <m:ctrlPr>
+            <w:rPr>
+              <w:sz w:val="28"/>
+              <w:szCs w:val="28"/>
+            </w:rPr>
+          </m:ctrlPr>
+        </m:oMathPr>
         <m:r>
           <m:t>b</m:t>
         </m:r>
@@ -13036,6 +13842,14 @@
         <w:t xml:space="preserve">，</w:t>
       </w:r>
       <m:oMath>
+        <m:oMathPr>
+          <m:ctrlPr>
+            <w:rPr>
+              <w:sz w:val="28"/>
+              <w:szCs w:val="28"/>
+            </w:rPr>
+          </m:ctrlPr>
+        </m:oMathPr>
         <m:r>
           <m:t>n</m:t>
         </m:r>
@@ -13095,6 +13909,14 @@
         <w:t xml:space="preserve">，</w:t>
       </w:r>
       <m:oMath>
+        <m:oMathPr>
+          <m:ctrlPr>
+            <w:rPr>
+              <w:sz w:val="28"/>
+              <w:szCs w:val="28"/>
+            </w:rPr>
+          </m:ctrlPr>
+        </m:oMathPr>
         <m:r>
           <m:t>M</m:t>
         </m:r>
@@ -13203,6 +14025,14 @@
         <w:t xml:space="preserve"> </w:t>
       </w:r>
       <m:oMath>
+        <m:oMathPr>
+          <m:ctrlPr>
+            <w:rPr>
+              <w:sz w:val="28"/>
+              <w:szCs w:val="28"/>
+            </w:rPr>
+          </m:ctrlPr>
+        </m:oMathPr>
         <m:r>
           <m:t>c</m:t>
         </m:r>
@@ -13426,6 +14256,14 @@
         <w:t xml:space="preserve">：</w:t>
       </w:r>
       <m:oMath>
+        <m:oMathPr>
+          <m:ctrlPr>
+            <w:rPr>
+              <w:sz w:val="28"/>
+              <w:szCs w:val="28"/>
+            </w:rPr>
+          </m:ctrlPr>
+        </m:oMathPr>
         <m:r>
           <m:t>c</m:t>
         </m:r>
@@ -13541,6 +14379,14 @@
         <w:t xml:space="preserve">，</w:t>
       </w:r>
       <m:oMath>
+        <m:oMathPr>
+          <m:ctrlPr>
+            <w:rPr>
+              <w:sz w:val="28"/>
+              <w:szCs w:val="28"/>
+            </w:rPr>
+          </m:ctrlPr>
+        </m:oMathPr>
         <m:r>
           <m:t>M</m:t>
         </m:r>
@@ -13616,6 +14462,14 @@
         <w:t xml:space="preserve">（1）</w:t>
       </w:r>
       <m:oMath>
+        <m:oMathPr>
+          <m:ctrlPr>
+            <w:rPr>
+              <w:sz w:val="28"/>
+              <w:szCs w:val="28"/>
+            </w:rPr>
+          </m:ctrlPr>
+        </m:oMathPr>
         <m:sSub>
           <m:e>
             <m:r>
@@ -13762,6 +14616,14 @@
         <w:t xml:space="preserve">（2）</w:t>
       </w:r>
       <m:oMath>
+        <m:oMathPr>
+          <m:ctrlPr>
+            <w:rPr>
+              <w:sz w:val="28"/>
+              <w:szCs w:val="28"/>
+            </w:rPr>
+          </m:ctrlPr>
+        </m:oMathPr>
         <m:sSub>
           <m:e>
             <m:r>
@@ -13999,6 +14861,14 @@
         <w:t xml:space="preserve">（1）</w:t>
       </w:r>
       <m:oMath>
+        <m:oMathPr>
+          <m:ctrlPr>
+            <w:rPr>
+              <w:sz w:val="28"/>
+              <w:szCs w:val="28"/>
+            </w:rPr>
+          </m:ctrlPr>
+        </m:oMathPr>
         <m:r>
           <m:rPr>
             <m:sty m:val="p"/>
@@ -14268,6 +15138,14 @@
         <w:t xml:space="preserve">电荷越高聚沉能力越强：</w:t>
       </w:r>
       <m:oMath>
+        <m:oMathPr>
+          <m:ctrlPr>
+            <w:rPr>
+              <w:sz w:val="28"/>
+              <w:szCs w:val="28"/>
+            </w:rPr>
+          </m:ctrlPr>
+        </m:oMathPr>
         <m:r>
           <m:rPr>
             <m:sty m:val="p"/>
@@ -14589,6 +15467,14 @@
         <w:t xml:space="preserve">（1）</w:t>
       </w:r>
       <m:oMath>
+        <m:oMathPr>
+          <m:ctrlPr>
+            <w:rPr>
+              <w:sz w:val="28"/>
+              <w:szCs w:val="28"/>
+            </w:rPr>
+          </m:ctrlPr>
+        </m:oMathPr>
         <m:r>
           <m:t>i</m:t>
         </m:r>
@@ -14804,6 +15690,14 @@
         <w:t xml:space="preserve"> </w:t>
       </w:r>
       <m:oMath>
+        <m:oMathPr>
+          <m:ctrlPr>
+            <w:rPr>
+              <w:sz w:val="28"/>
+              <w:szCs w:val="28"/>
+            </w:rPr>
+          </m:ctrlPr>
+        </m:oMathPr>
         <m:r>
           <m:rPr>
             <m:sty m:val="p"/>
@@ -14888,6 +15782,14 @@
         <w:t xml:space="preserve">（1）</w:t>
       </w:r>
       <m:oMath>
+        <m:oMathPr>
+          <m:ctrlPr>
+            <w:rPr>
+              <w:sz w:val="28"/>
+              <w:szCs w:val="28"/>
+            </w:rPr>
+          </m:ctrlPr>
+        </m:oMathPr>
         <m:r>
           <m:rPr>
             <m:sty m:val="p"/>
@@ -14957,6 +15859,14 @@
         <w:t xml:space="preserve"> </w:t>
       </w:r>
       <m:oMath>
+        <m:oMathPr>
+          <m:ctrlPr>
+            <w:rPr>
+              <w:sz w:val="28"/>
+              <w:szCs w:val="28"/>
+            </w:rPr>
+          </m:ctrlPr>
+        </m:oMathPr>
         <m:sSub>
           <m:e>
             <m:r>
@@ -15050,6 +15960,14 @@
         <w:t xml:space="preserve">（2）</w:t>
       </w:r>
       <m:oMath>
+        <m:oMathPr>
+          <m:ctrlPr>
+            <w:rPr>
+              <w:sz w:val="28"/>
+              <w:szCs w:val="28"/>
+            </w:rPr>
+          </m:ctrlPr>
+        </m:oMathPr>
         <m:r>
           <m:t>n</m:t>
         </m:r>
@@ -15166,6 +16084,14 @@
         <w:t xml:space="preserve"> </w:t>
       </w:r>
       <m:oMath>
+        <m:oMathPr>
+          <m:ctrlPr>
+            <w:rPr>
+              <w:sz w:val="28"/>
+              <w:szCs w:val="28"/>
+            </w:rPr>
+          </m:ctrlPr>
+        </m:oMathPr>
         <m:sSub>
           <m:e>
             <m:r>
@@ -15245,6 +16171,14 @@
         <w:t xml:space="preserve"> </w:t>
       </w:r>
       <m:oMath>
+        <m:oMathPr>
+          <m:ctrlPr>
+            <w:rPr>
+              <w:sz w:val="28"/>
+              <w:szCs w:val="28"/>
+            </w:rPr>
+          </m:ctrlPr>
+        </m:oMathPr>
         <m:sSub>
           <m:e>
             <m:r>
@@ -15439,8 +16373,8 @@
         </w:pict>
       </w:r>
     </w:p>
-    <w:bookmarkEnd w:id="45"/>
-    <w:bookmarkStart w:id="46" w:name="八延伸阅读"/>
+    <w:bookmarkEnd w:id="54"/>
+    <w:bookmarkStart w:id="55" w:name="八延伸阅读"/>
     <w:p>
       <w:pPr>
         <w:pStyle w:val="Heading2"/>
@@ -15618,8 +16552,8 @@
         </w:pict>
       </w:r>
     </w:p>
-    <w:bookmarkEnd w:id="46"/>
-    <w:bookmarkEnd w:id="47"/>
+    <w:bookmarkEnd w:id="55"/>
+    <w:bookmarkEnd w:id="56"/>
     <w:sectPr>
       <w:footerReference w:type="default" r:id="rId9"/>
       <w:footnotePr>

--- a/06-学生侧材料/讲义/2026-06-23-溶液和胶体.docx
+++ b/06-学生侧材料/讲义/2026-06-23-溶液和胶体.docx
@@ -906,8 +906,15 @@
     </w:tbl>
     <w:p>
       <w:pPr>
-        <w:pStyle w:val="BlockText"/>
-      </w:pPr>
+        <w:pStyle w:val="BodyText"/>
+      </w:pPr>
+      <w:r>
+        <w:rPr>
+          <w:b/>
+          <w:bCs/>
+        </w:rPr>
+        <w:t xml:space="preserve">💡 </w:t>
+      </w:r>
       <w:r>
         <w:rPr>
           <w:rFonts w:hint="eastAsia" w:eastAsia="SimSun" w:ascii="Times New Roman" w:hAnsi="Times New Roman"/>
@@ -1486,8 +1493,14 @@
     </w:tbl>
     <w:p>
       <w:pPr>
-        <w:pStyle w:val="BlockText"/>
-      </w:pPr>
+        <w:pStyle w:val="BodyText"/>
+      </w:pPr>
+      <w:r>
+        <w:t xml:space="preserve">⚠️</w:t>
+      </w:r>
+      <w:r>
+        <w:t xml:space="preserve"> </w:t>
+      </w:r>
       <w:r>
         <w:rPr>
           <w:rFonts w:hint="eastAsia" w:eastAsia="SimSun" w:ascii="Times New Roman" w:hAnsi="Times New Roman"/>
@@ -3645,8 +3658,11 @@
     </w:tbl>
     <w:p>
       <w:pPr>
-        <w:pStyle w:val="BlockText"/>
-      </w:pPr>
+        <w:pStyle w:val="BodyText"/>
+      </w:pPr>
+      <w:r>
+        <w:t xml:space="preserve">💡 </w:t>
+      </w:r>
       <w:r>
         <w:rPr>
           <w:rFonts w:hint="eastAsia" w:eastAsia="SimSun" w:ascii="Times New Roman" w:hAnsi="Times New Roman"/>
@@ -4495,8 +4511,14 @@
     </w:p>
     <w:p>
       <w:pPr>
-        <w:pStyle w:val="BlockText"/>
-      </w:pPr>
+        <w:pStyle w:val="FirstParagraph"/>
+      </w:pPr>
+      <w:r>
+        <w:t xml:space="preserve">⚠️</w:t>
+      </w:r>
+      <w:r>
+        <w:t xml:space="preserve"> </w:t>
+      </w:r>
       <w:r>
         <w:rPr>
           <w:rFonts w:hint="eastAsia" w:eastAsia="SimSun" w:ascii="Times New Roman" w:hAnsi="Times New Roman"/>
@@ -5699,8 +5721,15 @@
     </w:p>
     <w:p>
       <w:pPr>
-        <w:pStyle w:val="BlockText"/>
-      </w:pPr>
+        <w:pStyle w:val="BodyText"/>
+      </w:pPr>
+      <w:r>
+        <w:rPr>
+          <w:b/>
+          <w:bCs/>
+        </w:rPr>
+        <w:t xml:space="preserve">💡 </w:t>
+      </w:r>
       <w:r>
         <w:rPr>
           <w:rFonts w:hint="eastAsia" w:eastAsia="SimSun" w:ascii="Times New Roman" w:hAnsi="Times New Roman"/>
@@ -6933,8 +6962,14 @@
     </w:p>
     <w:p>
       <w:pPr>
-        <w:pStyle w:val="BlockText"/>
-      </w:pPr>
+        <w:pStyle w:val="FirstParagraph"/>
+      </w:pPr>
+      <w:r>
+        <w:t xml:space="preserve">⚠️</w:t>
+      </w:r>
+      <w:r>
+        <w:t xml:space="preserve"> </w:t>
+      </w:r>
       <w:r>
         <w:rPr>
           <w:rFonts w:hint="eastAsia" w:eastAsia="SimSun" w:ascii="Times New Roman" w:hAnsi="Times New Roman"/>
@@ -6985,8 +7020,14 @@
     </w:p>
     <w:p>
       <w:pPr>
-        <w:pStyle w:val="BlockText"/>
-      </w:pPr>
+        <w:pStyle w:val="FirstParagraph"/>
+      </w:pPr>
+      <w:r>
+        <w:t xml:space="preserve">⚠️</w:t>
+      </w:r>
+      <w:r>
+        <w:t xml:space="preserve"> </w:t>
+      </w:r>
       <w:r>
         <w:rPr>
           <w:rFonts w:hint="eastAsia" w:eastAsia="SimSun" w:ascii="Times New Roman" w:hAnsi="Times New Roman"/>
@@ -7083,8 +7124,14 @@
     </w:p>
     <w:p>
       <w:pPr>
-        <w:pStyle w:val="BlockText"/>
-      </w:pPr>
+        <w:pStyle w:val="FirstParagraph"/>
+      </w:pPr>
+      <w:r>
+        <w:t xml:space="preserve">⚠️</w:t>
+      </w:r>
+      <w:r>
+        <w:t xml:space="preserve"> </w:t>
+      </w:r>
       <w:r>
         <w:rPr>
           <w:rFonts w:hint="eastAsia" w:eastAsia="SimSun" w:ascii="Times New Roman" w:hAnsi="Times New Roman"/>
@@ -7152,8 +7199,14 @@
     </w:p>
     <w:p>
       <w:pPr>
-        <w:pStyle w:val="BlockText"/>
-      </w:pPr>
+        <w:pStyle w:val="FirstParagraph"/>
+      </w:pPr>
+      <w:r>
+        <w:t xml:space="preserve">⚠️</w:t>
+      </w:r>
+      <w:r>
+        <w:t xml:space="preserve"> </w:t>
+      </w:r>
       <w:r>
         <w:rPr>
           <w:rFonts w:hint="eastAsia" w:eastAsia="SimSun" w:ascii="Times New Roman" w:hAnsi="Times New Roman"/>
@@ -8852,8 +8905,15 @@
     </w:p>
     <w:p>
       <w:pPr>
-        <w:pStyle w:val="BlockText"/>
-      </w:pPr>
+        <w:pStyle w:val="BodyText"/>
+      </w:pPr>
+      <w:r>
+        <w:rPr>
+          <w:b/>
+          <w:bCs/>
+        </w:rPr>
+        <w:t xml:space="preserve">💡 </w:t>
+      </w:r>
       <w:r>
         <w:rPr>
           <w:rFonts w:hint="eastAsia" w:eastAsia="SimSun" w:ascii="Times New Roman" w:hAnsi="Times New Roman"/>
@@ -9991,8 +10051,15 @@
     </w:p>
     <w:p>
       <w:pPr>
-        <w:pStyle w:val="BlockText"/>
-      </w:pPr>
+        <w:pStyle w:val="BodyText"/>
+      </w:pPr>
+      <w:r>
+        <w:rPr>
+          <w:b/>
+          <w:bCs/>
+        </w:rPr>
+        <w:t xml:space="preserve">💡 </w:t>
+      </w:r>
       <w:r>
         <w:rPr>
           <w:rFonts w:hint="eastAsia" w:eastAsia="SimSun" w:ascii="Times New Roman" w:hAnsi="Times New Roman"/>
